--- a/ผลลัพธ์เอกสาร/บทที่ 2_ฉบับปรับปรุง_HandVox.docx
+++ b/ผลลัพธ์เอกสาร/บทที่ 2_ฉบับปรับปรุง_HandVox.docx
@@ -41,7 +41,9 @@
     <w:p>
       <w:pPr>
         <w:keepLines w:val="0"/>
-        <w:ind w:firstLine="0"/>
+        <w:spacing w:before="400" w:after="120"/>
+        <w:ind w:firstLine="709"/>
+        <w:jc w:val="left"/>
       </w:pPr>
       <w:r>
         <w:rPr>
@@ -51,7 +53,233 @@
           <w:color w:val="111111"/>
           <w:sz w:val="32"/>
         </w:rPr>
-        <w:t>บทนี้อธิบายแนวคิดที่จำเป็นต่อการพัฒนา HandVox ตั้งแต่ขอบเขตของการรู้จำภาษามือด้วยคอมพิวเตอร์ การตรวจหาจุดสำคัญด้วย MediaPipe Holistic การแทนลำดับการเคลื่อนไหว การจำแนกด้วย SVM ตลอดจนหลักการประเมินผลและข้อจำกัด เพื่อให้วิธีดำเนินการในบทที่ 3 มีฐานทางวิชาการที่ชัดเจน</w:t>
+        <w:t>บทนี้อธิบายแนวคิดที่จำเป็นต่อการพัฒนา HandVox ตั้งแต่ขอบเขตของการรู้จำภาษามือด้วยคอมพิวเตอร์ การตรวจหาจุดสำคัญ การแทนลำดับการเคลื่อนไหว การจำแนก และหลักการประเมินผล โดยมีหัวข้อดังนี้</w:t>
+      </w:r>
+    </w:p>
+    <w:p>
+      <w:pPr>
+        <w:keepLines/>
+        <w:spacing w:before="0" w:after="0" w:line="240" w:lineRule="auto"/>
+        <w:ind w:left="1134" w:hanging="425"/>
+      </w:pPr>
+      <w:r>
+        <w:rPr>
+          <w:rFonts w:ascii="Angsana New" w:hAnsi="Angsana New" w:eastAsia="Angsana New" w:cs="Angsana New"/>
+          <w:b w:val="0"/>
+          <w:i w:val="0"/>
+          <w:color w:val="111111"/>
+          <w:sz w:val="32"/>
+        </w:rPr>
+        <w:t>2.1 ภาษามือ การรู้จำ และการแปล</w:t>
+      </w:r>
+    </w:p>
+    <w:p>
+      <w:pPr>
+        <w:keepLines/>
+        <w:spacing w:before="0" w:after="0" w:line="240" w:lineRule="auto"/>
+        <w:ind w:left="1134" w:hanging="425"/>
+      </w:pPr>
+      <w:r>
+        <w:rPr>
+          <w:rFonts w:ascii="Angsana New" w:hAnsi="Angsana New" w:eastAsia="Angsana New" w:cs="Angsana New"/>
+          <w:b w:val="0"/>
+          <w:i w:val="0"/>
+          <w:color w:val="111111"/>
+          <w:sz w:val="32"/>
+        </w:rPr>
+        <w:t>2.2 การรู้จำแบบภาพนิ่ง แบบแยกคำ และแบบต่อเนื่อง</w:t>
+      </w:r>
+    </w:p>
+    <w:p>
+      <w:pPr>
+        <w:keepLines/>
+        <w:spacing w:before="0" w:after="0" w:line="240" w:lineRule="auto"/>
+        <w:ind w:left="1134" w:hanging="425"/>
+      </w:pPr>
+      <w:r>
+        <w:rPr>
+          <w:rFonts w:ascii="Angsana New" w:hAnsi="Angsana New" w:eastAsia="Angsana New" w:cs="Angsana New"/>
+          <w:b w:val="0"/>
+          <w:i w:val="0"/>
+          <w:color w:val="111111"/>
+          <w:sz w:val="32"/>
+        </w:rPr>
+        <w:t>2.3 การมองเห็นด้วยคอมพิวเตอร์และจุดสำคัญ</w:t>
+      </w:r>
+    </w:p>
+    <w:p>
+      <w:pPr>
+        <w:keepLines/>
+        <w:spacing w:before="0" w:after="0" w:line="240" w:lineRule="auto"/>
+        <w:ind w:left="1134" w:hanging="425"/>
+      </w:pPr>
+      <w:r>
+        <w:rPr>
+          <w:rFonts w:ascii="Angsana New" w:hAnsi="Angsana New" w:eastAsia="Angsana New" w:cs="Angsana New"/>
+          <w:b w:val="0"/>
+          <w:i w:val="0"/>
+          <w:color w:val="111111"/>
+          <w:sz w:val="32"/>
+        </w:rPr>
+        <w:t>2.4 MediaPipe Holistic ในโครงงาน</w:t>
+      </w:r>
+    </w:p>
+    <w:p>
+      <w:pPr>
+        <w:keepLines/>
+        <w:spacing w:before="0" w:after="0" w:line="240" w:lineRule="auto"/>
+        <w:ind w:left="1134" w:hanging="425"/>
+      </w:pPr>
+      <w:r>
+        <w:rPr>
+          <w:rFonts w:ascii="Angsana New" w:hAnsi="Angsana New" w:eastAsia="Angsana New" w:cs="Angsana New"/>
+          <w:b w:val="0"/>
+          <w:i w:val="0"/>
+          <w:color w:val="111111"/>
+          <w:sz w:val="32"/>
+        </w:rPr>
+        <w:t>2.5 การปรับมาตรฐานเชิงตำแหน่งและขนาด</w:t>
+      </w:r>
+    </w:p>
+    <w:p>
+      <w:pPr>
+        <w:keepLines/>
+        <w:spacing w:before="0" w:after="0" w:line="240" w:lineRule="auto"/>
+        <w:ind w:left="1134" w:hanging="425"/>
+      </w:pPr>
+      <w:r>
+        <w:rPr>
+          <w:rFonts w:ascii="Angsana New" w:hAnsi="Angsana New" w:eastAsia="Angsana New" w:cs="Angsana New"/>
+          <w:b w:val="0"/>
+          <w:i w:val="0"/>
+          <w:color w:val="111111"/>
+          <w:sz w:val="32"/>
+        </w:rPr>
+        <w:t>2.6 การแทนลำดับการเคลื่อนไหว</w:t>
+      </w:r>
+    </w:p>
+    <w:p>
+      <w:pPr>
+        <w:keepLines/>
+        <w:spacing w:before="0" w:after="0" w:line="240" w:lineRule="auto"/>
+        <w:ind w:left="1134" w:hanging="425"/>
+      </w:pPr>
+      <w:r>
+        <w:rPr>
+          <w:rFonts w:ascii="Angsana New" w:hAnsi="Angsana New" w:eastAsia="Angsana New" w:cs="Angsana New"/>
+          <w:b w:val="0"/>
+          <w:i w:val="0"/>
+          <w:color w:val="111111"/>
+          <w:sz w:val="32"/>
+        </w:rPr>
+        <w:t>2.7 Support Vector Machine และ RBF Kernel</w:t>
+      </w:r>
+    </w:p>
+    <w:p>
+      <w:pPr>
+        <w:keepLines/>
+        <w:spacing w:before="0" w:after="0" w:line="240" w:lineRule="auto"/>
+        <w:ind w:left="1134" w:hanging="425"/>
+      </w:pPr>
+      <w:r>
+        <w:rPr>
+          <w:rFonts w:ascii="Angsana New" w:hAnsi="Angsana New" w:eastAsia="Angsana New" w:cs="Angsana New"/>
+          <w:b w:val="0"/>
+          <w:i w:val="0"/>
+          <w:color w:val="111111"/>
+          <w:sz w:val="32"/>
+        </w:rPr>
+        <w:t>2.8 การแบ่งข้อมูลและการป้องกันการรั่วไหลของข้อมูล</w:t>
+      </w:r>
+    </w:p>
+    <w:p>
+      <w:pPr>
+        <w:keepLines/>
+        <w:spacing w:before="0" w:after="0" w:line="240" w:lineRule="auto"/>
+        <w:ind w:left="1134" w:hanging="425"/>
+      </w:pPr>
+      <w:r>
+        <w:rPr>
+          <w:rFonts w:ascii="Angsana New" w:hAnsi="Angsana New" w:eastAsia="Angsana New" w:cs="Angsana New"/>
+          <w:b w:val="0"/>
+          <w:i w:val="0"/>
+          <w:color w:val="111111"/>
+          <w:sz w:val="32"/>
+        </w:rPr>
+        <w:t>2.9 ตัวชี้วัดการจำแนก</w:t>
+      </w:r>
+    </w:p>
+    <w:p>
+      <w:pPr>
+        <w:keepLines/>
+        <w:spacing w:before="0" w:after="0" w:line="240" w:lineRule="auto"/>
+        <w:ind w:left="1134" w:hanging="425"/>
+      </w:pPr>
+      <w:r>
+        <w:rPr>
+          <w:rFonts w:ascii="Angsana New" w:hAnsi="Angsana New" w:eastAsia="Angsana New" w:cs="Angsana New"/>
+          <w:b w:val="0"/>
+          <w:i w:val="0"/>
+          <w:color w:val="111111"/>
+          <w:sz w:val="32"/>
+        </w:rPr>
+        <w:t>2.10 การประมวลผลแบบเวลาจริงและเสียงพูด</w:t>
+      </w:r>
+    </w:p>
+    <w:p>
+      <w:pPr>
+        <w:keepLines/>
+        <w:spacing w:before="0" w:after="0" w:line="240" w:lineRule="auto"/>
+        <w:ind w:left="1134" w:hanging="425"/>
+      </w:pPr>
+      <w:r>
+        <w:rPr>
+          <w:rFonts w:ascii="Angsana New" w:hAnsi="Angsana New" w:eastAsia="Angsana New" w:cs="Angsana New"/>
+          <w:b w:val="0"/>
+          <w:i w:val="0"/>
+          <w:color w:val="111111"/>
+          <w:sz w:val="32"/>
+        </w:rPr>
+        <w:t>2.11 งานและแนวคิดที่เกี่ยวข้อง</w:t>
+      </w:r>
+    </w:p>
+    <w:p>
+      <w:pPr>
+        <w:keepLines/>
+        <w:spacing w:before="0" w:after="0" w:line="240" w:lineRule="auto"/>
+        <w:ind w:left="1134" w:hanging="425"/>
+      </w:pPr>
+      <w:r>
+        <w:rPr>
+          <w:rFonts w:ascii="Angsana New" w:hAnsi="Angsana New" w:eastAsia="Angsana New" w:cs="Angsana New"/>
+          <w:b w:val="0"/>
+          <w:i w:val="0"/>
+          <w:color w:val="111111"/>
+          <w:sz w:val="32"/>
+        </w:rPr>
+        <w:t>2.12 ความน่าเชื่อถือ จริยธรรม และการเข้าถึง</w:t>
+      </w:r>
+    </w:p>
+    <w:p>
+      <w:pPr>
+        <w:keepLines/>
+        <w:spacing w:before="0" w:after="0" w:line="240" w:lineRule="auto"/>
+        <w:ind w:left="1134" w:hanging="425"/>
+      </w:pPr>
+      <w:r>
+        <w:rPr>
+          <w:rFonts w:ascii="Angsana New" w:hAnsi="Angsana New" w:eastAsia="Angsana New" w:cs="Angsana New"/>
+          <w:b w:val="0"/>
+          <w:i w:val="0"/>
+          <w:color w:val="111111"/>
+          <w:sz w:val="32"/>
+        </w:rPr>
+        <w:t>2.13 บทสรุป</w:t>
+      </w:r>
+    </w:p>
+    <w:p>
+      <w:r>
+        <w:br w:type="page"/>
       </w:r>
     </w:p>
     <w:p>

--- a/ผลลัพธ์เอกสาร/บทที่ 2_ฉบับปรับปรุง_HandVox.docx
+++ b/ผลลัพธ์เอกสาร/บทที่ 2_ฉบับปรับปรุง_HandVox.docx
@@ -16,6 +16,7 @@
           <w:i w:val="0"/>
           <w:color w:val="111111"/>
           <w:sz w:val="40"/>
+          <w:lang w:val="th-TH" w:eastAsia="th-TH" w:bidi="th-TH"/>
         </w:rPr>
         <w:t>บทที่ 2</w:t>
       </w:r>
@@ -34,6 +35,7 @@
           <w:i w:val="0"/>
           <w:color w:val="111111"/>
           <w:sz w:val="40"/>
+          <w:lang w:val="th-TH" w:eastAsia="th-TH" w:bidi="th-TH"/>
         </w:rPr>
         <w:t>ความรู้พื้นฐานและงานที่เกี่ยวข้อง</w:t>
       </w:r>
@@ -41,7 +43,7 @@
     <w:p>
       <w:pPr>
         <w:keepLines w:val="0"/>
-        <w:spacing w:before="400" w:after="120"/>
+        <w:spacing w:before="400" w:after="120" w:line="276" w:lineRule="auto"/>
         <w:ind w:firstLine="709"/>
         <w:jc w:val="left"/>
       </w:pPr>
@@ -52,6 +54,7 @@
           <w:i w:val="0"/>
           <w:color w:val="111111"/>
           <w:sz w:val="32"/>
+          <w:lang w:val="th-TH" w:eastAsia="th-TH" w:bidi="th-TH"/>
         </w:rPr>
         <w:t>บทนี้อธิบายแนวคิดที่จำเป็นต่อการพัฒนา HandVox ตั้งแต่ขอบเขตของการรู้จำภาษามือด้วยคอมพิวเตอร์ การตรวจหาจุดสำคัญ การแทนลำดับการเคลื่อนไหว การจำแนก และหลักการประเมินผล โดยมีหัวข้อดังนี้</w:t>
       </w:r>
@@ -61,6 +64,7 @@
         <w:keepLines/>
         <w:spacing w:before="0" w:after="0" w:line="240" w:lineRule="auto"/>
         <w:ind w:left="1134" w:hanging="425"/>
+        <w:jc w:val="left"/>
       </w:pPr>
       <w:r>
         <w:rPr>
@@ -69,6 +73,7 @@
           <w:i w:val="0"/>
           <w:color w:val="111111"/>
           <w:sz w:val="32"/>
+          <w:lang w:val="th-TH" w:eastAsia="th-TH" w:bidi="th-TH"/>
         </w:rPr>
         <w:t>2.1 ภาษามือ การรู้จำ และการแปล</w:t>
       </w:r>
@@ -78,6 +83,7 @@
         <w:keepLines/>
         <w:spacing w:before="0" w:after="0" w:line="240" w:lineRule="auto"/>
         <w:ind w:left="1134" w:hanging="425"/>
+        <w:jc w:val="left"/>
       </w:pPr>
       <w:r>
         <w:rPr>
@@ -86,6 +92,7 @@
           <w:i w:val="0"/>
           <w:color w:val="111111"/>
           <w:sz w:val="32"/>
+          <w:lang w:val="th-TH" w:eastAsia="th-TH" w:bidi="th-TH"/>
         </w:rPr>
         <w:t>2.2 การรู้จำแบบภาพนิ่ง แบบแยกคำ และแบบต่อเนื่อง</w:t>
       </w:r>
@@ -95,6 +102,7 @@
         <w:keepLines/>
         <w:spacing w:before="0" w:after="0" w:line="240" w:lineRule="auto"/>
         <w:ind w:left="1134" w:hanging="425"/>
+        <w:jc w:val="left"/>
       </w:pPr>
       <w:r>
         <w:rPr>
@@ -103,6 +111,7 @@
           <w:i w:val="0"/>
           <w:color w:val="111111"/>
           <w:sz w:val="32"/>
+          <w:lang w:val="th-TH" w:eastAsia="th-TH" w:bidi="th-TH"/>
         </w:rPr>
         <w:t>2.3 การมองเห็นด้วยคอมพิวเตอร์และจุดสำคัญ</w:t>
       </w:r>
@@ -112,6 +121,7 @@
         <w:keepLines/>
         <w:spacing w:before="0" w:after="0" w:line="240" w:lineRule="auto"/>
         <w:ind w:left="1134" w:hanging="425"/>
+        <w:jc w:val="left"/>
       </w:pPr>
       <w:r>
         <w:rPr>
@@ -120,6 +130,7 @@
           <w:i w:val="0"/>
           <w:color w:val="111111"/>
           <w:sz w:val="32"/>
+          <w:lang w:val="th-TH" w:eastAsia="th-TH" w:bidi="th-TH"/>
         </w:rPr>
         <w:t>2.4 MediaPipe Holistic ในโครงงาน</w:t>
       </w:r>
@@ -129,6 +140,7 @@
         <w:keepLines/>
         <w:spacing w:before="0" w:after="0" w:line="240" w:lineRule="auto"/>
         <w:ind w:left="1134" w:hanging="425"/>
+        <w:jc w:val="left"/>
       </w:pPr>
       <w:r>
         <w:rPr>
@@ -137,6 +149,7 @@
           <w:i w:val="0"/>
           <w:color w:val="111111"/>
           <w:sz w:val="32"/>
+          <w:lang w:val="th-TH" w:eastAsia="th-TH" w:bidi="th-TH"/>
         </w:rPr>
         <w:t>2.5 การปรับมาตรฐานเชิงตำแหน่งและขนาด</w:t>
       </w:r>
@@ -146,6 +159,7 @@
         <w:keepLines/>
         <w:spacing w:before="0" w:after="0" w:line="240" w:lineRule="auto"/>
         <w:ind w:left="1134" w:hanging="425"/>
+        <w:jc w:val="left"/>
       </w:pPr>
       <w:r>
         <w:rPr>
@@ -154,6 +168,7 @@
           <w:i w:val="0"/>
           <w:color w:val="111111"/>
           <w:sz w:val="32"/>
+          <w:lang w:val="th-TH" w:eastAsia="th-TH" w:bidi="th-TH"/>
         </w:rPr>
         <w:t>2.6 การแทนลำดับการเคลื่อนไหว</w:t>
       </w:r>
@@ -163,6 +178,7 @@
         <w:keepLines/>
         <w:spacing w:before="0" w:after="0" w:line="240" w:lineRule="auto"/>
         <w:ind w:left="1134" w:hanging="425"/>
+        <w:jc w:val="left"/>
       </w:pPr>
       <w:r>
         <w:rPr>
@@ -171,6 +187,7 @@
           <w:i w:val="0"/>
           <w:color w:val="111111"/>
           <w:sz w:val="32"/>
+          <w:lang w:val="th-TH" w:eastAsia="th-TH" w:bidi="th-TH"/>
         </w:rPr>
         <w:t>2.7 Support Vector Machine และ RBF Kernel</w:t>
       </w:r>
@@ -180,6 +197,7 @@
         <w:keepLines/>
         <w:spacing w:before="0" w:after="0" w:line="240" w:lineRule="auto"/>
         <w:ind w:left="1134" w:hanging="425"/>
+        <w:jc w:val="left"/>
       </w:pPr>
       <w:r>
         <w:rPr>
@@ -188,6 +206,7 @@
           <w:i w:val="0"/>
           <w:color w:val="111111"/>
           <w:sz w:val="32"/>
+          <w:lang w:val="th-TH" w:eastAsia="th-TH" w:bidi="th-TH"/>
         </w:rPr>
         <w:t>2.8 การแบ่งข้อมูลและการป้องกันการรั่วไหลของข้อมูล</w:t>
       </w:r>
@@ -197,6 +216,7 @@
         <w:keepLines/>
         <w:spacing w:before="0" w:after="0" w:line="240" w:lineRule="auto"/>
         <w:ind w:left="1134" w:hanging="425"/>
+        <w:jc w:val="left"/>
       </w:pPr>
       <w:r>
         <w:rPr>
@@ -205,6 +225,7 @@
           <w:i w:val="0"/>
           <w:color w:val="111111"/>
           <w:sz w:val="32"/>
+          <w:lang w:val="th-TH" w:eastAsia="th-TH" w:bidi="th-TH"/>
         </w:rPr>
         <w:t>2.9 ตัวชี้วัดการจำแนก</w:t>
       </w:r>
@@ -214,6 +235,7 @@
         <w:keepLines/>
         <w:spacing w:before="0" w:after="0" w:line="240" w:lineRule="auto"/>
         <w:ind w:left="1134" w:hanging="425"/>
+        <w:jc w:val="left"/>
       </w:pPr>
       <w:r>
         <w:rPr>
@@ -222,6 +244,7 @@
           <w:i w:val="0"/>
           <w:color w:val="111111"/>
           <w:sz w:val="32"/>
+          <w:lang w:val="th-TH" w:eastAsia="th-TH" w:bidi="th-TH"/>
         </w:rPr>
         <w:t>2.10 การประมวลผลแบบเวลาจริงและเสียงพูด</w:t>
       </w:r>
@@ -231,6 +254,7 @@
         <w:keepLines/>
         <w:spacing w:before="0" w:after="0" w:line="240" w:lineRule="auto"/>
         <w:ind w:left="1134" w:hanging="425"/>
+        <w:jc w:val="left"/>
       </w:pPr>
       <w:r>
         <w:rPr>
@@ -239,6 +263,7 @@
           <w:i w:val="0"/>
           <w:color w:val="111111"/>
           <w:sz w:val="32"/>
+          <w:lang w:val="th-TH" w:eastAsia="th-TH" w:bidi="th-TH"/>
         </w:rPr>
         <w:t>2.11 งานและแนวคิดที่เกี่ยวข้อง</w:t>
       </w:r>
@@ -248,6 +273,7 @@
         <w:keepLines/>
         <w:spacing w:before="0" w:after="0" w:line="240" w:lineRule="auto"/>
         <w:ind w:left="1134" w:hanging="425"/>
+        <w:jc w:val="left"/>
       </w:pPr>
       <w:r>
         <w:rPr>
@@ -256,6 +282,7 @@
           <w:i w:val="0"/>
           <w:color w:val="111111"/>
           <w:sz w:val="32"/>
+          <w:lang w:val="th-TH" w:eastAsia="th-TH" w:bidi="th-TH"/>
         </w:rPr>
         <w:t>2.12 ความน่าเชื่อถือ จริยธรรม และการเข้าถึง</w:t>
       </w:r>
@@ -265,6 +292,7 @@
         <w:keepLines/>
         <w:spacing w:before="0" w:after="0" w:line="240" w:lineRule="auto"/>
         <w:ind w:left="1134" w:hanging="425"/>
+        <w:jc w:val="left"/>
       </w:pPr>
       <w:r>
         <w:rPr>
@@ -273,6 +301,7 @@
           <w:i w:val="0"/>
           <w:color w:val="111111"/>
           <w:sz w:val="32"/>
+          <w:lang w:val="th-TH" w:eastAsia="th-TH" w:bidi="th-TH"/>
         </w:rPr>
         <w:t>2.13 บทสรุป</w:t>
       </w:r>
@@ -293,6 +322,7 @@
           <w:i w:val="0"/>
           <w:color w:val="1F4E79"/>
           <w:sz w:val="36"/>
+          <w:lang w:val="th-TH" w:eastAsia="th-TH" w:bidi="th-TH"/>
         </w:rPr>
         <w:t>2.1 ภาษามือ การรู้จำ และการแปล</w:t>
       </w:r>
@@ -300,7 +330,9 @@
     <w:p>
       <w:pPr>
         <w:keepLines w:val="0"/>
+        <w:spacing w:before="0" w:after="40" w:line="276" w:lineRule="auto"/>
         <w:ind w:firstLine="709"/>
+        <w:jc w:val="left"/>
       </w:pPr>
       <w:r>
         <w:rPr>
@@ -309,6 +341,7 @@
           <w:i w:val="0"/>
           <w:color w:val="111111"/>
           <w:sz w:val="32"/>
+          <w:lang w:val="th-TH" w:eastAsia="th-TH" w:bidi="th-TH"/>
         </w:rPr>
         <w:t>ภาษามือเป็นภาษาธรรมชาติที่ใช้รูปมือ ตำแหน่ง ทิศทาง การเคลื่อนไหว การแสดงสีหน้า และโครงสร้างทางภาษา การทำให้คอมพิวเตอร์ระบุหน่วยท่าหรือคำจากวิดีโอเรียกว่า การรู้จำภาษามือ (Sign Language Recognition: SLR) ส่วนการแปลภาษามือ (Sign Language Translation: SLT) ต้องแปลงลำดับภาษามือให้เป็นประโยคของภาษาปลายทางโดยคำนึงถึงโครงสร้างและบริบท ดังนั้นระบบที่ส่งออกชื่อท่าจากคลิปสั้นจึงอยู่ในกลุ่มการรู้จำแบบแยกคำ ไม่ใช่ระบบแปลภาษามือต่อเนื่อง (Yu et al., 2022; Sarhan &amp; Frintrop, 2023)</w:t>
       </w:r>
@@ -316,7 +349,9 @@
     <w:p>
       <w:pPr>
         <w:keepLines w:val="0"/>
+        <w:spacing w:before="0" w:after="40" w:line="276" w:lineRule="auto"/>
         <w:ind w:firstLine="709"/>
+        <w:jc w:val="left"/>
       </w:pPr>
       <w:r>
         <w:rPr>
@@ -325,6 +360,7 @@
           <w:i w:val="0"/>
           <w:color w:val="111111"/>
           <w:sz w:val="32"/>
+          <w:lang w:val="th-TH" w:eastAsia="th-TH" w:bidi="th-TH"/>
         </w:rPr>
         <w:t>การกำหนดคำเรียกให้ตรงกับความสามารถเป็นหลักสำคัญของงานวิจัย เพราะช่วยป้องกันการนำผลไปใช้เกินขอบเขต HandVox จึงจำแนกเฉพาะท่าที่ผู้พัฒนาหรือผู้ใช้เก็บไว้ในชุดข้อมูล และต้องให้ผู้ใช้กดเพิ่มคำลงในประโยค ไม่ได้แบ่งคำหรือวิเคราะห์ไวยากรณ์โดยอัตโนมัติ</w:t>
       </w:r>
@@ -340,23 +376,9 @@
           <w:i w:val="0"/>
           <w:color w:val="1F4E79"/>
           <w:sz w:val="36"/>
+          <w:lang w:val="th-TH" w:eastAsia="th-TH" w:bidi="th-TH"/>
         </w:rPr>
         <w:t>2.2 การรู้จำแบบภาพนิ่ง แบบแยกคำ และแบบต่อเนื่อง</w:t>
-      </w:r>
-    </w:p>
-    <w:p>
-      <w:pPr>
-        <w:pStyle w:val="Caption"/>
-      </w:pPr>
-      <w:r>
-        <w:rPr>
-          <w:rFonts w:ascii="Angsana New" w:hAnsi="Angsana New" w:eastAsia="Angsana New" w:cs="Angsana New"/>
-          <w:b w:val="0"/>
-          <w:i w:val="0"/>
-          <w:color w:val="111111"/>
-          <w:sz w:val="28"/>
-        </w:rPr>
-        <w:t>ตารางที่ 2.1 การเปรียบเทียบระดับของการรู้จำ</w:t>
       </w:r>
     </w:p>
     <w:tbl>
@@ -385,6 +407,7 @@
       <w:tr>
         <w:trPr>
           <w:tblHeader w:val="true"/>
+          <w:cantSplit w:val="true"/>
         </w:trPr>
         <w:tc>
           <w:tcPr>
@@ -400,6 +423,7 @@
           </w:tcPr>
           <w:p>
             <w:pPr>
+              <w:keepNext/>
               <w:spacing w:after="0"/>
               <w:ind w:firstLine="0"/>
               <w:jc w:val="center"/>
@@ -411,6 +435,7 @@
                 <w:i w:val="0"/>
                 <w:color w:val="1F4E79"/>
                 <w:sz w:val="28"/>
+                <w:lang w:val="th-TH" w:eastAsia="th-TH" w:bidi="th-TH"/>
               </w:rPr>
               <w:t>รูปแบบ</w:t>
             </w:r>
@@ -430,6 +455,7 @@
           </w:tcPr>
           <w:p>
             <w:pPr>
+              <w:keepNext/>
               <w:spacing w:after="0"/>
               <w:ind w:firstLine="0"/>
               <w:jc w:val="center"/>
@@ -441,6 +467,7 @@
                 <w:i w:val="0"/>
                 <w:color w:val="1F4E79"/>
                 <w:sz w:val="28"/>
+                <w:lang w:val="th-TH" w:eastAsia="th-TH" w:bidi="th-TH"/>
               </w:rPr>
               <w:t>ข้อมูลนำเข้า</w:t>
             </w:r>
@@ -460,6 +487,7 @@
           </w:tcPr>
           <w:p>
             <w:pPr>
+              <w:keepNext/>
               <w:spacing w:after="0"/>
               <w:ind w:firstLine="0"/>
               <w:jc w:val="center"/>
@@ -471,6 +499,7 @@
                 <w:i w:val="0"/>
                 <w:color w:val="1F4E79"/>
                 <w:sz w:val="28"/>
+                <w:lang w:val="th-TH" w:eastAsia="th-TH" w:bidi="th-TH"/>
               </w:rPr>
               <w:t>ผลลัพธ์</w:t>
             </w:r>
@@ -490,6 +519,7 @@
           </w:tcPr>
           <w:p>
             <w:pPr>
+              <w:keepNext/>
               <w:spacing w:after="0"/>
               <w:ind w:firstLine="0"/>
               <w:jc w:val="center"/>
@@ -501,6 +531,7 @@
                 <w:i w:val="0"/>
                 <w:color w:val="1F4E79"/>
                 <w:sz w:val="28"/>
+                <w:lang w:val="th-TH" w:eastAsia="th-TH" w:bidi="th-TH"/>
               </w:rPr>
               <w:t>ขอบเขต</w:t>
             </w:r>
@@ -508,6 +539,9 @@
         </w:tc>
       </w:tr>
       <w:tr>
+        <w:trPr>
+          <w:cantSplit w:val="true"/>
+        </w:trPr>
         <w:tc>
           <w:tcPr>
             <w:tcW w:type="dxa" w:w="1474"/>
@@ -532,6 +566,7 @@
                 <w:i w:val="0"/>
                 <w:color w:val="111111"/>
                 <w:sz w:val="28"/>
+                <w:lang w:val="th-TH" w:eastAsia="th-TH" w:bidi="th-TH"/>
               </w:rPr>
               <w:t>ภาพนิ่ง</w:t>
             </w:r>
@@ -561,6 +596,7 @@
                 <w:i w:val="0"/>
                 <w:color w:val="111111"/>
                 <w:sz w:val="28"/>
+                <w:lang w:val="th-TH" w:eastAsia="th-TH" w:bidi="th-TH"/>
               </w:rPr>
               <w:t>หนึ่งเฟรม</w:t>
             </w:r>
@@ -590,6 +626,7 @@
                 <w:i w:val="0"/>
                 <w:color w:val="111111"/>
                 <w:sz w:val="28"/>
+                <w:lang w:val="th-TH" w:eastAsia="th-TH" w:bidi="th-TH"/>
               </w:rPr>
               <w:t>คลาสของรูปมือ</w:t>
             </w:r>
@@ -619,6 +656,7 @@
                 <w:i w:val="0"/>
                 <w:color w:val="111111"/>
                 <w:sz w:val="28"/>
+                <w:lang w:val="th-TH" w:eastAsia="th-TH" w:bidi="th-TH"/>
               </w:rPr>
               <w:t>ไม่แทนลำดับการเคลื่อนไหว</w:t>
             </w:r>
@@ -626,6 +664,9 @@
         </w:tc>
       </w:tr>
       <w:tr>
+        <w:trPr>
+          <w:cantSplit w:val="true"/>
+        </w:trPr>
         <w:tc>
           <w:tcPr>
             <w:tcW w:type="dxa" w:w="1474"/>
@@ -650,6 +691,7 @@
                 <w:i w:val="0"/>
                 <w:color w:val="111111"/>
                 <w:sz w:val="28"/>
+                <w:lang w:val="th-TH" w:eastAsia="th-TH" w:bidi="th-TH"/>
               </w:rPr>
               <w:t>แบบแยกคำ</w:t>
             </w:r>
@@ -679,6 +721,7 @@
                 <w:i w:val="0"/>
                 <w:color w:val="111111"/>
                 <w:sz w:val="28"/>
+                <w:lang w:val="th-TH" w:eastAsia="th-TH" w:bidi="th-TH"/>
               </w:rPr>
               <w:t>คลิปของหนึ่งท่า</w:t>
             </w:r>
@@ -708,6 +751,7 @@
                 <w:i w:val="0"/>
                 <w:color w:val="111111"/>
                 <w:sz w:val="28"/>
+                <w:lang w:val="th-TH" w:eastAsia="th-TH" w:bidi="th-TH"/>
               </w:rPr>
               <w:t>หนึ่งคำหรือหนึ่งป้ายกำกับ</w:t>
             </w:r>
@@ -737,6 +781,7 @@
                 <w:i w:val="0"/>
                 <w:color w:val="111111"/>
                 <w:sz w:val="28"/>
+                <w:lang w:val="th-TH" w:eastAsia="th-TH" w:bidi="th-TH"/>
               </w:rPr>
               <w:t>เหมาะกับท่าที่มีจุดเริ่มและสิ้นสุดชัดเจน</w:t>
             </w:r>
@@ -744,6 +789,9 @@
         </w:tc>
       </w:tr>
       <w:tr>
+        <w:trPr>
+          <w:cantSplit w:val="true"/>
+        </w:trPr>
         <w:tc>
           <w:tcPr>
             <w:tcW w:type="dxa" w:w="1474"/>
@@ -757,6 +805,7 @@
           </w:tcPr>
           <w:p>
             <w:pPr>
+              <w:keepNext/>
               <w:spacing w:after="0"/>
               <w:ind w:firstLine="0"/>
               <w:jc w:val="center"/>
@@ -768,6 +817,7 @@
                 <w:i w:val="0"/>
                 <w:color w:val="111111"/>
                 <w:sz w:val="28"/>
+                <w:lang w:val="th-TH" w:eastAsia="th-TH" w:bidi="th-TH"/>
               </w:rPr>
               <w:t>แบบต่อเนื่อง</w:t>
             </w:r>
@@ -786,6 +836,7 @@
           </w:tcPr>
           <w:p>
             <w:pPr>
+              <w:keepNext/>
               <w:spacing w:after="0"/>
               <w:ind w:firstLine="0"/>
               <w:jc w:val="left"/>
@@ -797,6 +848,7 @@
                 <w:i w:val="0"/>
                 <w:color w:val="111111"/>
                 <w:sz w:val="28"/>
+                <w:lang w:val="th-TH" w:eastAsia="th-TH" w:bidi="th-TH"/>
               </w:rPr>
               <w:t>วิดีโอหลายท่าต่อกัน</w:t>
             </w:r>
@@ -815,6 +867,7 @@
           </w:tcPr>
           <w:p>
             <w:pPr>
+              <w:keepNext/>
               <w:spacing w:after="0"/>
               <w:ind w:firstLine="0"/>
               <w:jc w:val="center"/>
@@ -826,6 +879,7 @@
                 <w:i w:val="0"/>
                 <w:color w:val="111111"/>
                 <w:sz w:val="28"/>
+                <w:lang w:val="th-TH" w:eastAsia="th-TH" w:bidi="th-TH"/>
               </w:rPr>
               <w:t>ลำดับคำหรือประโยค</w:t>
             </w:r>
@@ -844,6 +898,7 @@
           </w:tcPr>
           <w:p>
             <w:pPr>
+              <w:keepNext/>
               <w:spacing w:after="0"/>
               <w:ind w:firstLine="0"/>
               <w:jc w:val="left"/>
@@ -855,6 +910,7 @@
                 <w:i w:val="0"/>
                 <w:color w:val="111111"/>
                 <w:sz w:val="28"/>
+                <w:lang w:val="th-TH" w:eastAsia="th-TH" w:bidi="th-TH"/>
               </w:rPr>
               <w:t>ต้องแบ่งหน่วยท่าและจัดการบริบท</w:t>
             </w:r>
@@ -864,8 +920,28 @@
     </w:tbl>
     <w:p>
       <w:pPr>
+        <w:pStyle w:val="Caption"/>
+        <w:keepLines/>
+        <w:spacing w:before="0" w:after="20"/>
+      </w:pPr>
+      <w:r>
+        <w:rPr>
+          <w:rFonts w:ascii="Angsana New" w:hAnsi="Angsana New" w:eastAsia="Angsana New" w:cs="Angsana New"/>
+          <w:b w:val="0"/>
+          <w:i w:val="0"/>
+          <w:color w:val="111111"/>
+          <w:sz w:val="28"/>
+          <w:lang w:val="th-TH" w:eastAsia="th-TH" w:bidi="th-TH"/>
+        </w:rPr>
+        <w:t>ตารางที่ 2.1 การเปรียบเทียบระดับของการรู้จำ</w:t>
+      </w:r>
+    </w:p>
+    <w:p>
+      <w:pPr>
         <w:keepLines w:val="0"/>
+        <w:spacing w:before="0" w:after="40" w:line="276" w:lineRule="auto"/>
         <w:ind w:firstLine="709"/>
+        <w:jc w:val="left"/>
       </w:pPr>
       <w:r>
         <w:rPr>
@@ -874,6 +950,7 @@
           <w:i w:val="0"/>
           <w:color w:val="111111"/>
           <w:sz w:val="32"/>
+          <w:lang w:val="th-TH" w:eastAsia="th-TH" w:bidi="th-TH"/>
         </w:rPr>
         <w:t>HandVox เลือกการรู้จำแบบแยกคำจากคลิป 30 เฟรม เพื่อให้ระบบรับรู้การเคลื่อนไหวของแขนและมือที่ไม่สามารถอธิบายด้วยภาพนิ่งเพียงเฟรมเดียว อย่างไรก็ดี ความยาว 30 เฟรมเป็นจำนวนตัวอย่างตามลำดับ ไม่ใช่ระยะเวลาแน่นอน เพราะระยะเวลาจริงขึ้นกับอัตราเฟรมของกล้องและภาระการประมวลผล</w:t>
       </w:r>
@@ -889,6 +966,7 @@
           <w:i w:val="0"/>
           <w:color w:val="1F4E79"/>
           <w:sz w:val="36"/>
+          <w:lang w:val="th-TH" w:eastAsia="th-TH" w:bidi="th-TH"/>
         </w:rPr>
         <w:t>2.3 การมองเห็นด้วยคอมพิวเตอร์และจุดสำคัญ</w:t>
       </w:r>
@@ -896,7 +974,9 @@
     <w:p>
       <w:pPr>
         <w:keepLines w:val="0"/>
+        <w:spacing w:before="0" w:after="40" w:line="276" w:lineRule="auto"/>
         <w:ind w:firstLine="709"/>
+        <w:jc w:val="left"/>
       </w:pPr>
       <w:r>
         <w:rPr>
@@ -905,6 +985,7 @@
           <w:i w:val="0"/>
           <w:color w:val="111111"/>
           <w:sz w:val="32"/>
+          <w:lang w:val="th-TH" w:eastAsia="th-TH" w:bidi="th-TH"/>
         </w:rPr>
         <w:t>การมองเห็นด้วยคอมพิวเตอร์เป็นกระบวนการรับภาพหรือวิดีโอและสกัดข้อมูลที่ใช้ตัดสินใจได้ OpenCV ทำหน้าที่เปิดกล้อง กลับภาพในแนวนอน วาดส่วนติดต่อ และแสดงผล ส่วน MediaPipe ทำหน้าที่ประมาณพิกัดจุดสำคัญ การใช้จุดสำคัญแทนภาพดิบช่วยลดมิติข้อมูลและทำให้ตีความได้ง่ายขึ้น แต่ยังขึ้นกับคุณภาพการตรวจหา การบังมือ แสง มุมกล้อง และความเร็วของการเคลื่อนไหว</w:t>
       </w:r>
@@ -912,7 +993,9 @@
     <w:p>
       <w:pPr>
         <w:keepLines w:val="0"/>
+        <w:spacing w:before="0" w:after="40" w:line="276" w:lineRule="auto"/>
         <w:ind w:firstLine="709"/>
+        <w:jc w:val="left"/>
       </w:pPr>
       <w:r>
         <w:rPr>
@@ -921,6 +1004,7 @@
           <w:i w:val="0"/>
           <w:color w:val="111111"/>
           <w:sz w:val="32"/>
+          <w:lang w:val="th-TH" w:eastAsia="th-TH" w:bidi="th-TH"/>
         </w:rPr>
         <w:t>งาน MediaPipe Hands เสนอการตรวจหาฝ่ามือร่วมกับแบบจำลองจุดสำคัญ 21 จุดต่อมือสำหรับการทำงานแบบเวลาจริงจากกล้อง RGB (Zhang et al., 2020) ส่วน MediaPipe Holistic รวมจุดท่าทางร่างกาย ใบหน้า และมือทั้งสองข้างไว้ในกระบวนการเดียว โดยคงความสอดคล้องของด้านซ้ายและขวาระหว่างเฟรม (Google AI Edge, n.d.)</w:t>
       </w:r>
@@ -936,6 +1020,7 @@
           <w:i w:val="0"/>
           <w:color w:val="1F4E79"/>
           <w:sz w:val="36"/>
+          <w:lang w:val="th-TH" w:eastAsia="th-TH" w:bidi="th-TH"/>
         </w:rPr>
         <w:t>2.4 MediaPipe Holistic ในโครงงาน</w:t>
       </w:r>
@@ -943,7 +1028,9 @@
     <w:p>
       <w:pPr>
         <w:keepLines w:val="0"/>
+        <w:spacing w:before="0" w:after="40" w:line="276" w:lineRule="auto"/>
         <w:ind w:firstLine="709"/>
+        <w:jc w:val="left"/>
       </w:pPr>
       <w:r>
         <w:rPr>
@@ -952,23 +1039,9 @@
           <w:i w:val="0"/>
           <w:color w:val="111111"/>
           <w:sz w:val="32"/>
+          <w:lang w:val="th-TH" w:eastAsia="th-TH" w:bidi="th-TH"/>
         </w:rPr>
         <w:t>โครงงานตั้งค่า MediaPipe Holistic ให้ประมวลผลวิดีโอต่อเนื่อง (static_image_mode=False) ใช้ model_complexity=1 เปิด smooth_landmarks และกำหนด min_detection_confidence กับ min_tracking_confidence เท่ากับ 0.70 แม้ Holistic จะสามารถส่งออกจุดจำนวนมาก แต่ HandVox เลือกเฉพาะ 15 จุดของช่วงบนและจุดมือ 21 จุดต่อข้างเพื่อควบคุมขนาดข้อมูล</w:t>
-      </w:r>
-    </w:p>
-    <w:p>
-      <w:pPr>
-        <w:pStyle w:val="Caption"/>
-      </w:pPr>
-      <w:r>
-        <w:rPr>
-          <w:rFonts w:ascii="Angsana New" w:hAnsi="Angsana New" w:eastAsia="Angsana New" w:cs="Angsana New"/>
-          <w:b w:val="0"/>
-          <w:i w:val="0"/>
-          <w:color w:val="111111"/>
-          <w:sz w:val="28"/>
-        </w:rPr>
-        <w:t>ตารางที่ 2.2 คุณลักษณะที่ HandVox เลือกใช้</w:t>
       </w:r>
     </w:p>
     <w:tbl>
@@ -997,6 +1070,7 @@
       <w:tr>
         <w:trPr>
           <w:tblHeader w:val="true"/>
+          <w:cantSplit w:val="true"/>
         </w:trPr>
         <w:tc>
           <w:tcPr>
@@ -1012,6 +1086,7 @@
           </w:tcPr>
           <w:p>
             <w:pPr>
+              <w:keepNext/>
               <w:spacing w:after="0"/>
               <w:ind w:firstLine="0"/>
               <w:jc w:val="center"/>
@@ -1023,6 +1098,7 @@
                 <w:i w:val="0"/>
                 <w:color w:val="1F4E79"/>
                 <w:sz w:val="28"/>
+                <w:lang w:val="th-TH" w:eastAsia="th-TH" w:bidi="th-TH"/>
               </w:rPr>
               <w:t>กลุ่มจุด</w:t>
             </w:r>
@@ -1042,6 +1118,7 @@
           </w:tcPr>
           <w:p>
             <w:pPr>
+              <w:keepNext/>
               <w:spacing w:after="0"/>
               <w:ind w:firstLine="0"/>
               <w:jc w:val="center"/>
@@ -1053,6 +1130,7 @@
                 <w:i w:val="0"/>
                 <w:color w:val="1F4E79"/>
                 <w:sz w:val="28"/>
+                <w:lang w:val="th-TH" w:eastAsia="th-TH" w:bidi="th-TH"/>
               </w:rPr>
               <w:t>จำนวนจุด</w:t>
             </w:r>
@@ -1072,6 +1150,7 @@
           </w:tcPr>
           <w:p>
             <w:pPr>
+              <w:keepNext/>
               <w:spacing w:after="0"/>
               <w:ind w:firstLine="0"/>
               <w:jc w:val="center"/>
@@ -1083,6 +1162,7 @@
                 <w:i w:val="0"/>
                 <w:color w:val="1F4E79"/>
                 <w:sz w:val="28"/>
+                <w:lang w:val="th-TH" w:eastAsia="th-TH" w:bidi="th-TH"/>
               </w:rPr>
               <w:t>พิกัดต่อจุด</w:t>
             </w:r>
@@ -1102,6 +1182,7 @@
           </w:tcPr>
           <w:p>
             <w:pPr>
+              <w:keepNext/>
               <w:spacing w:after="0"/>
               <w:ind w:firstLine="0"/>
               <w:jc w:val="center"/>
@@ -1113,6 +1194,7 @@
                 <w:i w:val="0"/>
                 <w:color w:val="1F4E79"/>
                 <w:sz w:val="28"/>
+                <w:lang w:val="th-TH" w:eastAsia="th-TH" w:bidi="th-TH"/>
               </w:rPr>
               <w:t>จำนวนคุณลักษณะ</w:t>
             </w:r>
@@ -1120,6 +1202,9 @@
         </w:tc>
       </w:tr>
       <w:tr>
+        <w:trPr>
+          <w:cantSplit w:val="true"/>
+        </w:trPr>
         <w:tc>
           <w:tcPr>
             <w:tcW w:type="dxa" w:w="3515"/>
@@ -1144,6 +1229,7 @@
                 <w:i w:val="0"/>
                 <w:color w:val="111111"/>
                 <w:sz w:val="28"/>
+                <w:lang w:val="th-TH" w:eastAsia="th-TH" w:bidi="th-TH"/>
               </w:rPr>
               <w:t>ช่วงบน: ศีรษะ ไหล่ ศอก ข้อมือ และสะโพก</w:t>
             </w:r>
@@ -1173,6 +1259,7 @@
                 <w:i w:val="0"/>
                 <w:color w:val="111111"/>
                 <w:sz w:val="28"/>
+                <w:lang w:val="th-TH" w:eastAsia="th-TH" w:bidi="th-TH"/>
               </w:rPr>
               <w:t>15</w:t>
             </w:r>
@@ -1202,6 +1289,7 @@
                 <w:i w:val="0"/>
                 <w:color w:val="111111"/>
                 <w:sz w:val="28"/>
+                <w:lang w:val="th-TH" w:eastAsia="th-TH" w:bidi="th-TH"/>
               </w:rPr>
               <w:t>x, y, z</w:t>
             </w:r>
@@ -1231,6 +1319,7 @@
                 <w:i w:val="0"/>
                 <w:color w:val="111111"/>
                 <w:sz w:val="28"/>
+                <w:lang w:val="th-TH" w:eastAsia="th-TH" w:bidi="th-TH"/>
               </w:rPr>
               <w:t>45</w:t>
             </w:r>
@@ -1238,6 +1327,9 @@
         </w:tc>
       </w:tr>
       <w:tr>
+        <w:trPr>
+          <w:cantSplit w:val="true"/>
+        </w:trPr>
         <w:tc>
           <w:tcPr>
             <w:tcW w:type="dxa" w:w="3515"/>
@@ -1262,6 +1354,7 @@
                 <w:i w:val="0"/>
                 <w:color w:val="111111"/>
                 <w:sz w:val="28"/>
+                <w:lang w:val="th-TH" w:eastAsia="th-TH" w:bidi="th-TH"/>
               </w:rPr>
               <w:t>มือซ้าย</w:t>
             </w:r>
@@ -1291,6 +1384,7 @@
                 <w:i w:val="0"/>
                 <w:color w:val="111111"/>
                 <w:sz w:val="28"/>
+                <w:lang w:val="th-TH" w:eastAsia="th-TH" w:bidi="th-TH"/>
               </w:rPr>
               <w:t>21</w:t>
             </w:r>
@@ -1320,6 +1414,7 @@
                 <w:i w:val="0"/>
                 <w:color w:val="111111"/>
                 <w:sz w:val="28"/>
+                <w:lang w:val="th-TH" w:eastAsia="th-TH" w:bidi="th-TH"/>
               </w:rPr>
               <w:t>x, y, z</w:t>
             </w:r>
@@ -1349,6 +1444,7 @@
                 <w:i w:val="0"/>
                 <w:color w:val="111111"/>
                 <w:sz w:val="28"/>
+                <w:lang w:val="th-TH" w:eastAsia="th-TH" w:bidi="th-TH"/>
               </w:rPr>
               <w:t>63</w:t>
             </w:r>
@@ -1356,6 +1452,9 @@
         </w:tc>
       </w:tr>
       <w:tr>
+        <w:trPr>
+          <w:cantSplit w:val="true"/>
+        </w:trPr>
         <w:tc>
           <w:tcPr>
             <w:tcW w:type="dxa" w:w="3515"/>
@@ -1380,6 +1479,7 @@
                 <w:i w:val="0"/>
                 <w:color w:val="111111"/>
                 <w:sz w:val="28"/>
+                <w:lang w:val="th-TH" w:eastAsia="th-TH" w:bidi="th-TH"/>
               </w:rPr>
               <w:t>มือขวา</w:t>
             </w:r>
@@ -1409,6 +1509,7 @@
                 <w:i w:val="0"/>
                 <w:color w:val="111111"/>
                 <w:sz w:val="28"/>
+                <w:lang w:val="th-TH" w:eastAsia="th-TH" w:bidi="th-TH"/>
               </w:rPr>
               <w:t>21</w:t>
             </w:r>
@@ -1438,6 +1539,7 @@
                 <w:i w:val="0"/>
                 <w:color w:val="111111"/>
                 <w:sz w:val="28"/>
+                <w:lang w:val="th-TH" w:eastAsia="th-TH" w:bidi="th-TH"/>
               </w:rPr>
               <w:t>x, y, z</w:t>
             </w:r>
@@ -1467,6 +1569,7 @@
                 <w:i w:val="0"/>
                 <w:color w:val="111111"/>
                 <w:sz w:val="28"/>
+                <w:lang w:val="th-TH" w:eastAsia="th-TH" w:bidi="th-TH"/>
               </w:rPr>
               <w:t>63</w:t>
             </w:r>
@@ -1474,6 +1577,9 @@
         </w:tc>
       </w:tr>
       <w:tr>
+        <w:trPr>
+          <w:cantSplit w:val="true"/>
+        </w:trPr>
         <w:tc>
           <w:tcPr>
             <w:tcW w:type="dxa" w:w="3515"/>
@@ -1487,6 +1593,7 @@
           </w:tcPr>
           <w:p>
             <w:pPr>
+              <w:keepNext/>
               <w:spacing w:after="0"/>
               <w:ind w:firstLine="0"/>
               <w:jc w:val="center"/>
@@ -1498,6 +1605,7 @@
                 <w:i w:val="0"/>
                 <w:color w:val="111111"/>
                 <w:sz w:val="28"/>
+                <w:lang w:val="th-TH" w:eastAsia="th-TH" w:bidi="th-TH"/>
               </w:rPr>
               <w:t>รวมต่อเฟรม</w:t>
             </w:r>
@@ -1516,6 +1624,7 @@
           </w:tcPr>
           <w:p>
             <w:pPr>
+              <w:keepNext/>
               <w:spacing w:after="0"/>
               <w:ind w:firstLine="0"/>
               <w:jc w:val="center"/>
@@ -1527,6 +1636,7 @@
                 <w:i w:val="0"/>
                 <w:color w:val="111111"/>
                 <w:sz w:val="28"/>
+                <w:lang w:val="th-TH" w:eastAsia="th-TH" w:bidi="th-TH"/>
               </w:rPr>
               <w:t>57</w:t>
             </w:r>
@@ -1545,6 +1655,7 @@
           </w:tcPr>
           <w:p>
             <w:pPr>
+              <w:keepNext/>
               <w:spacing w:after="0"/>
               <w:ind w:firstLine="0"/>
               <w:jc w:val="center"/>
@@ -1556,6 +1667,7 @@
                 <w:i w:val="0"/>
                 <w:color w:val="111111"/>
                 <w:sz w:val="28"/>
+                <w:lang w:val="th-TH" w:eastAsia="th-TH" w:bidi="th-TH"/>
               </w:rPr>
               <w:t>3</w:t>
             </w:r>
@@ -1574,6 +1686,7 @@
           </w:tcPr>
           <w:p>
             <w:pPr>
+              <w:keepNext/>
               <w:spacing w:after="0"/>
               <w:ind w:firstLine="0"/>
               <w:jc w:val="center"/>
@@ -1585,6 +1698,7 @@
                 <w:i w:val="0"/>
                 <w:color w:val="111111"/>
                 <w:sz w:val="28"/>
+                <w:lang w:val="th-TH" w:eastAsia="th-TH" w:bidi="th-TH"/>
               </w:rPr>
               <w:t>171</w:t>
             </w:r>
@@ -1594,8 +1708,28 @@
     </w:tbl>
     <w:p>
       <w:pPr>
+        <w:pStyle w:val="Caption"/>
+        <w:keepLines/>
+        <w:spacing w:before="0" w:after="20"/>
+      </w:pPr>
+      <w:r>
+        <w:rPr>
+          <w:rFonts w:ascii="Angsana New" w:hAnsi="Angsana New" w:eastAsia="Angsana New" w:cs="Angsana New"/>
+          <w:b w:val="0"/>
+          <w:i w:val="0"/>
+          <w:color w:val="111111"/>
+          <w:sz w:val="28"/>
+          <w:lang w:val="th-TH" w:eastAsia="th-TH" w:bidi="th-TH"/>
+        </w:rPr>
+        <w:t>ตารางที่ 2.2 คุณลักษณะที่ HandVox เลือกใช้</w:t>
+      </w:r>
+    </w:p>
+    <w:p>
+      <w:pPr>
         <w:keepLines w:val="0"/>
+        <w:spacing w:before="0" w:after="40" w:line="276" w:lineRule="auto"/>
         <w:ind w:firstLine="709"/>
+        <w:jc w:val="left"/>
       </w:pPr>
       <w:r>
         <w:rPr>
@@ -1604,8 +1738,90 @@
           <w:i w:val="0"/>
           <w:color w:val="111111"/>
           <w:sz w:val="32"/>
+          <w:lang w:val="th-TH" w:eastAsia="th-TH" w:bidi="th-TH"/>
         </w:rPr>
         <w:t>ระบบคืนค่า None เมื่อไม่พบโครงร่างท่าทางหรือไม่พบมือทั้งสองข้าง หากพบเพียงมือเดียว ระบบแทนคุณลักษณะของมือที่ไม่พบด้วยศูนย์จำนวน 63 ค่า วิธีนี้ทำให้ทุกเฟรมมีมิติเท่ากัน แต่ต้องระวังว่าศูนย์เป็นสัญลักษณ์ของข้อมูลที่หาย ไม่ใช่ตำแหน่งมือจริง</w:t>
+      </w:r>
+    </w:p>
+    <w:p>
+      <w:pPr>
+        <w:keepNext/>
+        <w:keepLines/>
+        <w:spacing w:before="120" w:after="60"/>
+        <w:ind w:firstLine="0"/>
+        <w:jc w:val="center"/>
+        <w:shd w:fill="F7F7F7"/>
+        <w:pBdr>
+          <w:top w:val="dashed" w:sz="8" w:space="6" w:color="7F7F7F"/>
+          <w:left w:val="dashed" w:sz="8" w:space="6" w:color="7F7F7F"/>
+          <w:bottom w:val="dashed" w:sz="8" w:space="6" w:color="7F7F7F"/>
+          <w:right w:val="dashed" w:sz="8" w:space="6" w:color="7F7F7F"/>
+        </w:pBdr>
+      </w:pPr>
+      <w:r>
+        <w:rPr>
+          <w:rFonts w:ascii="Angsana New" w:hAnsi="Angsana New" w:eastAsia="Angsana New" w:cs="Angsana New"/>
+          <w:b w:val="0"/>
+          <w:i w:val="0"/>
+          <w:color w:val="111111"/>
+          <w:sz w:val="28"/>
+          <w:lang w:val="th-TH" w:eastAsia="th-TH" w:bidi="th-TH"/>
+        </w:rPr>
+        <w:br/>
+        <w:br/>
+        <w:br/>
+      </w:r>
+      <w:r>
+        <w:rPr>
+          <w:rFonts w:ascii="Angsana New" w:hAnsi="Angsana New" w:eastAsia="Angsana New" w:cs="Angsana New"/>
+          <w:b/>
+          <w:i w:val="0"/>
+          <w:color w:val="1F4E79"/>
+          <w:sz w:val="30"/>
+          <w:lang w:val="th-TH" w:eastAsia="th-TH" w:bidi="th-TH"/>
+        </w:rPr>
+        <w:t>[เว้นพื้นที่สำหรับภาพประกอบ]</w:t>
+        <w:br/>
+      </w:r>
+      <w:r>
+        <w:rPr>
+          <w:rFonts w:ascii="Angsana New" w:hAnsi="Angsana New" w:eastAsia="Angsana New" w:cs="Angsana New"/>
+          <w:b w:val="0"/>
+          <w:i/>
+          <w:color w:val="595959"/>
+          <w:sz w:val="28"/>
+          <w:lang w:val="th-TH" w:eastAsia="th-TH" w:bidi="th-TH"/>
+        </w:rPr>
+        <w:t>ภาพที่ต้องการ: แผนภาพบุคคลช่วงบนที่ทำเครื่องหมายจุด pose 15 จุด และจุดมือซ้าย–ขวาข้างละ 21 จุด พร้อมแยกสีของแต่ละกลุ่ม</w:t>
+      </w:r>
+      <w:r>
+        <w:rPr>
+          <w:rFonts w:ascii="Angsana New" w:hAnsi="Angsana New" w:eastAsia="Angsana New" w:cs="Angsana New"/>
+          <w:b w:val="0"/>
+          <w:i w:val="0"/>
+          <w:color w:val="111111"/>
+          <w:sz w:val="28"/>
+          <w:lang w:val="th-TH" w:eastAsia="th-TH" w:bidi="th-TH"/>
+        </w:rPr>
+        <w:br/>
+        <w:br/>
+        <w:br/>
+      </w:r>
+    </w:p>
+    <w:p>
+      <w:pPr>
+        <w:pStyle w:val="Caption"/>
+      </w:pPr>
+      <w:r>
+        <w:rPr>
+          <w:rFonts w:ascii="Angsana New" w:hAnsi="Angsana New" w:eastAsia="Angsana New" w:cs="Angsana New"/>
+          <w:b w:val="0"/>
+          <w:i w:val="0"/>
+          <w:color w:val="111111"/>
+          <w:sz w:val="28"/>
+          <w:lang w:val="th-TH" w:eastAsia="th-TH" w:bidi="th-TH"/>
+        </w:rPr>
+        <w:t>ภาพที่ 2.1 จุดสำคัญที่ HandVox เลือกใช้จาก MediaPipe Holistic</w:t>
       </w:r>
     </w:p>
     <w:p>
@@ -1619,6 +1835,7 @@
           <w:i w:val="0"/>
           <w:color w:val="1F4E79"/>
           <w:sz w:val="36"/>
+          <w:lang w:val="th-TH" w:eastAsia="th-TH" w:bidi="th-TH"/>
         </w:rPr>
         <w:t>2.5 การปรับมาตรฐานเชิงตำแหน่งและขนาด</w:t>
       </w:r>
@@ -1626,7 +1843,9 @@
     <w:p>
       <w:pPr>
         <w:keepLines w:val="0"/>
+        <w:spacing w:before="0" w:after="40" w:line="276" w:lineRule="auto"/>
         <w:ind w:firstLine="709"/>
+        <w:jc w:val="left"/>
       </w:pPr>
       <w:r>
         <w:rPr>
@@ -1635,6 +1854,7 @@
           <w:i w:val="0"/>
           <w:color w:val="111111"/>
           <w:sz w:val="32"/>
+          <w:lang w:val="th-TH" w:eastAsia="th-TH" w:bidi="th-TH"/>
         </w:rPr>
         <w:t>พิกัดจากภาพเปลี่ยนตามตำแหน่งผู้ใช้ ระยะห่าง และขนาดตัว HandVox จึงกำหนดจุดกึ่งกลางไหล่ซ้ายและขวาเป็นจุดอ้างอิง c และใช้ระยะยูคลิดระหว่างไหล่เป็นตัวปรับขนาด s สำหรับจุด p_i พิกัดที่ปรับแล้วคำนวณเป็น p′_i = (p_i − c) / max(s, 10⁻⁶) ทั้งแกน x, y และ z</w:t>
       </w:r>
@@ -1642,7 +1862,9 @@
     <w:p>
       <w:pPr>
         <w:keepLines w:val="0"/>
+        <w:spacing w:before="0" w:after="40" w:line="276" w:lineRule="auto"/>
         <w:ind w:firstLine="709"/>
+        <w:jc w:val="left"/>
       </w:pPr>
       <w:r>
         <w:rPr>
@@ -1651,6 +1873,7 @@
           <w:i w:val="0"/>
           <w:color w:val="111111"/>
           <w:sz w:val="32"/>
+          <w:lang w:val="th-TH" w:eastAsia="th-TH" w:bidi="th-TH"/>
         </w:rPr>
         <w:t>การปรับดังกล่าวลดผลจากการเลื่อนตำแหน่งและการเปลี่ยนขนาดโดยรวม แต่ไม่ทำให้ข้อมูลไม่แปรผันต่อการหมุน มุมกล้อง หรือสัดส่วนร่างกายทั้งหมด จึงยังต้องเก็บข้อมูลจากระยะ มุม และความเร็วที่หลากหลาย</w:t>
       </w:r>
@@ -1666,6 +1889,7 @@
           <w:i w:val="0"/>
           <w:color w:val="1F4E79"/>
           <w:sz w:val="36"/>
+          <w:lang w:val="th-TH" w:eastAsia="th-TH" w:bidi="th-TH"/>
         </w:rPr>
         <w:t>2.6 การแทนลำดับการเคลื่อนไหว</w:t>
       </w:r>
@@ -1673,7 +1897,9 @@
     <w:p>
       <w:pPr>
         <w:keepLines w:val="0"/>
+        <w:spacing w:before="0" w:after="40" w:line="276" w:lineRule="auto"/>
         <w:ind w:firstLine="709"/>
+        <w:jc w:val="left"/>
       </w:pPr>
       <w:r>
         <w:rPr>
@@ -1682,6 +1908,7 @@
           <w:i w:val="0"/>
           <w:color w:val="111111"/>
           <w:sz w:val="32"/>
+          <w:lang w:val="th-TH" w:eastAsia="th-TH" w:bidi="th-TH"/>
         </w:rPr>
         <w:t>หนึ่งคลิปประกอบด้วย 30 เฟรมและแต่ละเฟรมมี 171 คุณลักษณะ จึงแทนได้เป็นเมทริกซ์ขนาด 30 × 171 ก่อนฝึก ระบบเรียงค่าทุกเฟรมต่อกันเป็นเวกเตอร์ 5,130 ค่า การเรียงตามลำดับเวลาเก็บข้อมูลการเคลื่อนไหวไว้ทางอ้อม เพราะตำแหน่งของคุณลักษณะในเวกเตอร์สัมพันธ์กับลำดับเฟรม</w:t>
       </w:r>
@@ -1689,7 +1916,9 @@
     <w:p>
       <w:pPr>
         <w:keepLines w:val="0"/>
+        <w:spacing w:before="0" w:after="40" w:line="276" w:lineRule="auto"/>
         <w:ind w:firstLine="709"/>
+        <w:jc w:val="left"/>
       </w:pPr>
       <w:r>
         <w:rPr>
@@ -1698,8 +1927,88 @@
           <w:i w:val="0"/>
           <w:color w:val="111111"/>
           <w:sz w:val="32"/>
+          <w:lang w:val="th-TH" w:eastAsia="th-TH" w:bidi="th-TH"/>
         </w:rPr>
         <w:t>ข้อดีของวิธีนี้คือใช้งานร่วมกับตัวจำแนกแบบดั้งเดิมได้ง่ายและฝึกได้รวดเร็วเมื่อข้อมูลมีขนาดเล็ก ข้อจำกัดคือทุกคลิปต้องมีจำนวนเฟรมเท่ากัน และแบบจำลองอาจไวต่อความเร็วหรือจังหวะที่ต่างจากข้อมูลฝึกมาก</w:t>
+      </w:r>
+    </w:p>
+    <w:p>
+      <w:pPr>
+        <w:keepNext/>
+        <w:keepLines/>
+        <w:spacing w:before="120" w:after="60"/>
+        <w:ind w:firstLine="0"/>
+        <w:jc w:val="center"/>
+        <w:shd w:fill="F7F7F7"/>
+        <w:pBdr>
+          <w:top w:val="dashed" w:sz="8" w:space="6" w:color="7F7F7F"/>
+          <w:left w:val="dashed" w:sz="8" w:space="6" w:color="7F7F7F"/>
+          <w:bottom w:val="dashed" w:sz="8" w:space="6" w:color="7F7F7F"/>
+          <w:right w:val="dashed" w:sz="8" w:space="6" w:color="7F7F7F"/>
+        </w:pBdr>
+      </w:pPr>
+      <w:r>
+        <w:rPr>
+          <w:rFonts w:ascii="Angsana New" w:hAnsi="Angsana New" w:eastAsia="Angsana New" w:cs="Angsana New"/>
+          <w:b w:val="0"/>
+          <w:i w:val="0"/>
+          <w:color w:val="111111"/>
+          <w:sz w:val="28"/>
+          <w:lang w:val="th-TH" w:eastAsia="th-TH" w:bidi="th-TH"/>
+        </w:rPr>
+        <w:br/>
+        <w:br/>
+      </w:r>
+      <w:r>
+        <w:rPr>
+          <w:rFonts w:ascii="Angsana New" w:hAnsi="Angsana New" w:eastAsia="Angsana New" w:cs="Angsana New"/>
+          <w:b/>
+          <w:i w:val="0"/>
+          <w:color w:val="1F4E79"/>
+          <w:sz w:val="30"/>
+          <w:lang w:val="th-TH" w:eastAsia="th-TH" w:bidi="th-TH"/>
+        </w:rPr>
+        <w:t>[เว้นพื้นที่สำหรับภาพประกอบ]</w:t>
+        <w:br/>
+      </w:r>
+      <w:r>
+        <w:rPr>
+          <w:rFonts w:ascii="Angsana New" w:hAnsi="Angsana New" w:eastAsia="Angsana New" w:cs="Angsana New"/>
+          <w:b w:val="0"/>
+          <w:i/>
+          <w:color w:val="595959"/>
+          <w:sz w:val="28"/>
+          <w:lang w:val="th-TH" w:eastAsia="th-TH" w:bidi="th-TH"/>
+        </w:rPr>
+        <w:t>ภาพที่ต้องการ: แผนภาพเรียงภาพตัวอย่างท่าเดียวตั้งแต่เฟรมที่ 1 ถึงเฟรมที่ 30 พร้อมลูกศรแสดงลำดับเวลา และระบุ 171 คุณลักษณะต่อเฟรม</w:t>
+      </w:r>
+      <w:r>
+        <w:rPr>
+          <w:rFonts w:ascii="Angsana New" w:hAnsi="Angsana New" w:eastAsia="Angsana New" w:cs="Angsana New"/>
+          <w:b w:val="0"/>
+          <w:i w:val="0"/>
+          <w:color w:val="111111"/>
+          <w:sz w:val="28"/>
+          <w:lang w:val="th-TH" w:eastAsia="th-TH" w:bidi="th-TH"/>
+        </w:rPr>
+        <w:br/>
+        <w:br/>
+      </w:r>
+    </w:p>
+    <w:p>
+      <w:pPr>
+        <w:pStyle w:val="Caption"/>
+      </w:pPr>
+      <w:r>
+        <w:rPr>
+          <w:rFonts w:ascii="Angsana New" w:hAnsi="Angsana New" w:eastAsia="Angsana New" w:cs="Angsana New"/>
+          <w:b w:val="0"/>
+          <w:i w:val="0"/>
+          <w:color w:val="111111"/>
+          <w:sz w:val="28"/>
+          <w:lang w:val="th-TH" w:eastAsia="th-TH" w:bidi="th-TH"/>
+        </w:rPr>
+        <w:t>ภาพที่ 2.2 การแทนคลิปหนึ่งท่าเป็นลำดับ 30 เฟรม</w:t>
       </w:r>
     </w:p>
     <w:p>
@@ -1713,6 +2022,7 @@
           <w:i w:val="0"/>
           <w:color w:val="1F4E79"/>
           <w:sz w:val="36"/>
+          <w:lang w:val="th-TH" w:eastAsia="th-TH" w:bidi="th-TH"/>
         </w:rPr>
         <w:t>2.7 Support Vector Machine และ RBF Kernel</w:t>
       </w:r>
@@ -1720,7 +2030,9 @@
     <w:p>
       <w:pPr>
         <w:keepLines w:val="0"/>
+        <w:spacing w:before="0" w:after="40" w:line="276" w:lineRule="auto"/>
         <w:ind w:firstLine="709"/>
+        <w:jc w:val="left"/>
       </w:pPr>
       <w:r>
         <w:rPr>
@@ -1729,6 +2041,7 @@
           <w:i w:val="0"/>
           <w:color w:val="111111"/>
           <w:sz w:val="32"/>
+          <w:lang w:val="th-TH" w:eastAsia="th-TH" w:bidi="th-TH"/>
         </w:rPr>
         <w:t>Support Vector Machine เป็นวิธีการเรียนรู้แบบมีผู้สอนที่สร้างขอบเขตการตัดสินใจโดยอาศัยตัวอย่างที่อยู่ใกล้ขอบเขตของคลาส แนวคิดดั้งเดิมเสนอการแปลงข้อมูลไปยังปริภูมิที่มีมิติสูงเพื่อสร้างขอบเขตที่แยกข้อมูลได้ดี (Cortes &amp; Vapnik, 1995) RBF kernel ช่วยสร้างขอบเขตไม่เชิงเส้นและเหมาะกับความสัมพันธ์ที่ซับซ้อนระหว่างตำแหน่งจุดหลายเฟรม</w:t>
       </w:r>
@@ -1736,7 +2049,9 @@
     <w:p>
       <w:pPr>
         <w:keepLines w:val="0"/>
+        <w:spacing w:before="0" w:after="40" w:line="276" w:lineRule="auto"/>
         <w:ind w:firstLine="709"/>
+        <w:jc w:val="left"/>
       </w:pPr>
       <w:r>
         <w:rPr>
@@ -1745,6 +2060,7 @@
           <w:i w:val="0"/>
           <w:color w:val="111111"/>
           <w:sz w:val="32"/>
+          <w:lang w:val="th-TH" w:eastAsia="th-TH" w:bidi="th-TH"/>
         </w:rPr>
         <w:t>HandVox ใช้ SVC ของ scikit-learn โดยกำหนด kernel='rbf', C=10, gamma='scale' และ probability=True ค่า C ควบคุมการแลกเปลี่ยนระหว่างขอบเขตที่กว้างกับข้อผิดพลาดบนข้อมูลฝึก ส่วน gamma กำหนดอิทธิพลของตัวอย่างต่อรูปร่างขอบเขต การเปิด probability ทำให้ระบบรายงานค่าประกอบการตัดสินใจ แต่ค่าดังกล่าวไม่ควรถูกตีความเป็นการรับประกันความถูกต้องในโลกจริง</w:t>
       </w:r>
@@ -1760,6 +2076,7 @@
           <w:i w:val="0"/>
           <w:color w:val="1F4E79"/>
           <w:sz w:val="36"/>
+          <w:lang w:val="th-TH" w:eastAsia="th-TH" w:bidi="th-TH"/>
         </w:rPr>
         <w:t>2.8 การแบ่งข้อมูลและการป้องกันการรั่วไหลของข้อมูล</w:t>
       </w:r>
@@ -1767,7 +2084,9 @@
     <w:p>
       <w:pPr>
         <w:keepLines w:val="0"/>
+        <w:spacing w:before="0" w:after="40" w:line="276" w:lineRule="auto"/>
         <w:ind w:firstLine="709"/>
+        <w:jc w:val="left"/>
       </w:pPr>
       <w:r>
         <w:rPr>
@@ -1776,6 +2095,7 @@
           <w:i w:val="0"/>
           <w:color w:val="111111"/>
           <w:sz w:val="32"/>
+          <w:lang w:val="th-TH" w:eastAsia="th-TH" w:bidi="th-TH"/>
         </w:rPr>
         <w:t>การแบ่งชุดข้อมูลฝึกและทดสอบต้องทำก่อนประเมินผล โดยใช้ข้อมูลทดสอบเฉพาะสำหรับวัดความสามารถกับตัวอย่างที่โมเดลไม่ได้ใช้ฝึก HandVox ใช้การแบ่ง 80:20 แบบ stratified และ random_state=42 เพื่อรักษาสัดส่วนคลาสและทำซ้ำได้</w:t>
       </w:r>
@@ -1783,7 +2103,9 @@
     <w:p>
       <w:pPr>
         <w:keepLines w:val="0"/>
+        <w:spacing w:before="0" w:after="40" w:line="276" w:lineRule="auto"/>
         <w:ind w:firstLine="709"/>
+        <w:jc w:val="left"/>
       </w:pPr>
       <w:r>
         <w:rPr>
@@ -1792,6 +2114,7 @@
           <w:i w:val="0"/>
           <w:color w:val="111111"/>
           <w:sz w:val="32"/>
+          <w:lang w:val="th-TH" w:eastAsia="th-TH" w:bidi="th-TH"/>
         </w:rPr>
         <w:t>อย่างไรก็ตาม คลิปที่เก็บต่อเนื่องจากผู้ทำท่าคนเดียว เซสชันเดียว และพื้นหลังเดียวอาจคล้ายกันมาก แม้จะอยู่คนละไฟล์คลิป หากสุ่มคลิประหว่างชุดฝึกและทดสอบ คะแนนอาจสะท้อนความสามารถในการจำลักษณะของเซสชันมากกว่าความสามารถกับผู้ใช้ใหม่ แนวทางที่เข้มงวดกว่าคือแบ่งตามผู้ให้ข้อมูลหรือรอบการเก็บ (grouped split) และมีชุดทดสอบภายนอกที่แยกจากกระบวนการพัฒนา</w:t>
       </w:r>
@@ -1807,6 +2130,7 @@
           <w:i w:val="0"/>
           <w:color w:val="1F4E79"/>
           <w:sz w:val="36"/>
+          <w:lang w:val="th-TH" w:eastAsia="th-TH" w:bidi="th-TH"/>
         </w:rPr>
         <w:t>2.9 ตัวชี้วัดการจำแนก</w:t>
       </w:r>
@@ -1814,7 +2138,9 @@
     <w:p>
       <w:pPr>
         <w:keepLines w:val="0"/>
+        <w:spacing w:before="0" w:after="40" w:line="276" w:lineRule="auto"/>
         <w:ind w:firstLine="709"/>
+        <w:jc w:val="left"/>
       </w:pPr>
       <w:r>
         <w:rPr>
@@ -1823,23 +2149,9 @@
           <w:i w:val="0"/>
           <w:color w:val="111111"/>
           <w:sz w:val="32"/>
+          <w:lang w:val="th-TH" w:eastAsia="th-TH" w:bidi="th-TH"/>
         </w:rPr>
         <w:t>Accuracy คือสัดส่วนตัวอย่างที่ทำนายถูกทั้งหมด แต่เมื่อจำนวนตัวอย่างหรือความยากของแต่ละคลาสต่างกัน ควรรายงาน precision, recall และ F1-score รายคลาส รวมถึงค่าเฉลี่ยแบบ macro ซึ่งให้น้ำหนักทุกคลาสเท่ากัน Confusion matrix ช่วยแสดงว่าท่าใดถูกสับสนกับท่าใด (Sokolova &amp; Lapalme, 2009)</w:t>
-      </w:r>
-    </w:p>
-    <w:p>
-      <w:pPr>
-        <w:pStyle w:val="Caption"/>
-      </w:pPr>
-      <w:r>
-        <w:rPr>
-          <w:rFonts w:ascii="Angsana New" w:hAnsi="Angsana New" w:eastAsia="Angsana New" w:cs="Angsana New"/>
-          <w:b w:val="0"/>
-          <w:i w:val="0"/>
-          <w:color w:val="111111"/>
-          <w:sz w:val="28"/>
-        </w:rPr>
-        <w:t>ตารางที่ 2.3 ตัวชี้วัดที่ควรรายงาน</w:t>
       </w:r>
     </w:p>
     <w:tbl>
@@ -1867,6 +2179,7 @@
       <w:tr>
         <w:trPr>
           <w:tblHeader w:val="true"/>
+          <w:cantSplit w:val="true"/>
         </w:trPr>
         <w:tc>
           <w:tcPr>
@@ -1882,6 +2195,7 @@
           </w:tcPr>
           <w:p>
             <w:pPr>
+              <w:keepNext/>
               <w:spacing w:after="0"/>
               <w:ind w:firstLine="0"/>
               <w:jc w:val="center"/>
@@ -1893,6 +2207,7 @@
                 <w:i w:val="0"/>
                 <w:color w:val="1F4E79"/>
                 <w:sz w:val="28"/>
+                <w:lang w:val="th-TH" w:eastAsia="th-TH" w:bidi="th-TH"/>
               </w:rPr>
               <w:t>ตัวชี้วัด</w:t>
             </w:r>
@@ -1912,6 +2227,7 @@
           </w:tcPr>
           <w:p>
             <w:pPr>
+              <w:keepNext/>
               <w:spacing w:after="0"/>
               <w:ind w:firstLine="0"/>
               <w:jc w:val="center"/>
@@ -1923,6 +2239,7 @@
                 <w:i w:val="0"/>
                 <w:color w:val="1F4E79"/>
                 <w:sz w:val="28"/>
+                <w:lang w:val="th-TH" w:eastAsia="th-TH" w:bidi="th-TH"/>
               </w:rPr>
               <w:t>ความหมาย</w:t>
             </w:r>
@@ -1942,6 +2259,7 @@
           </w:tcPr>
           <w:p>
             <w:pPr>
+              <w:keepNext/>
               <w:spacing w:after="0"/>
               <w:ind w:firstLine="0"/>
               <w:jc w:val="center"/>
@@ -1953,6 +2271,7 @@
                 <w:i w:val="0"/>
                 <w:color w:val="1F4E79"/>
                 <w:sz w:val="28"/>
+                <w:lang w:val="th-TH" w:eastAsia="th-TH" w:bidi="th-TH"/>
               </w:rPr>
               <w:t>การใช้ในโครงงาน</w:t>
             </w:r>
@@ -1960,6 +2279,9 @@
         </w:tc>
       </w:tr>
       <w:tr>
+        <w:trPr>
+          <w:cantSplit w:val="true"/>
+        </w:trPr>
         <w:tc>
           <w:tcPr>
             <w:tcW w:type="dxa" w:w="1701"/>
@@ -1984,6 +2306,7 @@
                 <w:i w:val="0"/>
                 <w:color w:val="111111"/>
                 <w:sz w:val="28"/>
+                <w:lang w:val="th-TH" w:eastAsia="th-TH" w:bidi="th-TH"/>
               </w:rPr>
               <w:t>Accuracy</w:t>
             </w:r>
@@ -2013,6 +2336,7 @@
                 <w:i w:val="0"/>
                 <w:color w:val="111111"/>
                 <w:sz w:val="28"/>
+                <w:lang w:val="th-TH" w:eastAsia="th-TH" w:bidi="th-TH"/>
               </w:rPr>
               <w:t>สัดส่วนการทำนายถูกทั้งหมด</w:t>
             </w:r>
@@ -2042,6 +2366,7 @@
                 <w:i w:val="0"/>
                 <w:color w:val="111111"/>
                 <w:sz w:val="28"/>
+                <w:lang w:val="th-TH" w:eastAsia="th-TH" w:bidi="th-TH"/>
               </w:rPr>
               <w:t>ภาพรวมของชุดทดสอบ</w:t>
             </w:r>
@@ -2049,6 +2374,9 @@
         </w:tc>
       </w:tr>
       <w:tr>
+        <w:trPr>
+          <w:cantSplit w:val="true"/>
+        </w:trPr>
         <w:tc>
           <w:tcPr>
             <w:tcW w:type="dxa" w:w="1701"/>
@@ -2073,6 +2401,7 @@
                 <w:i w:val="0"/>
                 <w:color w:val="111111"/>
                 <w:sz w:val="28"/>
+                <w:lang w:val="th-TH" w:eastAsia="th-TH" w:bidi="th-TH"/>
               </w:rPr>
               <w:t>Precision</w:t>
             </w:r>
@@ -2102,6 +2431,7 @@
                 <w:i w:val="0"/>
                 <w:color w:val="111111"/>
                 <w:sz w:val="28"/>
+                <w:lang w:val="th-TH" w:eastAsia="th-TH" w:bidi="th-TH"/>
               </w:rPr>
               <w:t>เมื่อระบบทำนายเป็นคลาสหนึ่ง มีสัดส่วนถูกเท่าใด</w:t>
             </w:r>
@@ -2131,6 +2461,7 @@
                 <w:i w:val="0"/>
                 <w:color w:val="111111"/>
                 <w:sz w:val="28"/>
+                <w:lang w:val="th-TH" w:eastAsia="th-TH" w:bidi="th-TH"/>
               </w:rPr>
               <w:t>ตรวจการทำนายเกิน</w:t>
             </w:r>
@@ -2138,6 +2469,9 @@
         </w:tc>
       </w:tr>
       <w:tr>
+        <w:trPr>
+          <w:cantSplit w:val="true"/>
+        </w:trPr>
         <w:tc>
           <w:tcPr>
             <w:tcW w:type="dxa" w:w="1701"/>
@@ -2162,6 +2496,7 @@
                 <w:i w:val="0"/>
                 <w:color w:val="111111"/>
                 <w:sz w:val="28"/>
+                <w:lang w:val="th-TH" w:eastAsia="th-TH" w:bidi="th-TH"/>
               </w:rPr>
               <w:t>Recall</w:t>
             </w:r>
@@ -2191,6 +2526,7 @@
                 <w:i w:val="0"/>
                 <w:color w:val="111111"/>
                 <w:sz w:val="28"/>
+                <w:lang w:val="th-TH" w:eastAsia="th-TH" w:bidi="th-TH"/>
               </w:rPr>
               <w:t>ตัวอย่างจริงของคลาสหนึ่งถูกพบเท่าใด</w:t>
             </w:r>
@@ -2220,6 +2556,7 @@
                 <w:i w:val="0"/>
                 <w:color w:val="111111"/>
                 <w:sz w:val="28"/>
+                <w:lang w:val="th-TH" w:eastAsia="th-TH" w:bidi="th-TH"/>
               </w:rPr>
               <w:t>ตรวจการพลาดคลาส</w:t>
             </w:r>
@@ -2227,6 +2564,9 @@
         </w:tc>
       </w:tr>
       <w:tr>
+        <w:trPr>
+          <w:cantSplit w:val="true"/>
+        </w:trPr>
         <w:tc>
           <w:tcPr>
             <w:tcW w:type="dxa" w:w="1701"/>
@@ -2251,6 +2591,7 @@
                 <w:i w:val="0"/>
                 <w:color w:val="111111"/>
                 <w:sz w:val="28"/>
+                <w:lang w:val="th-TH" w:eastAsia="th-TH" w:bidi="th-TH"/>
               </w:rPr>
               <w:t>F1-score</w:t>
             </w:r>
@@ -2280,6 +2621,7 @@
                 <w:i w:val="0"/>
                 <w:color w:val="111111"/>
                 <w:sz w:val="28"/>
+                <w:lang w:val="th-TH" w:eastAsia="th-TH" w:bidi="th-TH"/>
               </w:rPr>
               <w:t>ค่าเฉลี่ยฮาร์มอนิกของ precision และ recall</w:t>
             </w:r>
@@ -2309,6 +2651,7 @@
                 <w:i w:val="0"/>
                 <w:color w:val="111111"/>
                 <w:sz w:val="28"/>
+                <w:lang w:val="th-TH" w:eastAsia="th-TH" w:bidi="th-TH"/>
               </w:rPr>
               <w:t>เปรียบเทียบรายคลาส</w:t>
             </w:r>
@@ -2316,6 +2659,9 @@
         </w:tc>
       </w:tr>
       <w:tr>
+        <w:trPr>
+          <w:cantSplit w:val="true"/>
+        </w:trPr>
         <w:tc>
           <w:tcPr>
             <w:tcW w:type="dxa" w:w="1701"/>
@@ -2329,6 +2675,7 @@
           </w:tcPr>
           <w:p>
             <w:pPr>
+              <w:keepNext/>
               <w:spacing w:after="0"/>
               <w:ind w:firstLine="0"/>
               <w:jc w:val="center"/>
@@ -2340,6 +2687,7 @@
                 <w:i w:val="0"/>
                 <w:color w:val="111111"/>
                 <w:sz w:val="28"/>
+                <w:lang w:val="th-TH" w:eastAsia="th-TH" w:bidi="th-TH"/>
               </w:rPr>
               <w:t>Confusion matrix</w:t>
             </w:r>
@@ -2358,6 +2706,7 @@
           </w:tcPr>
           <w:p>
             <w:pPr>
+              <w:keepNext/>
               <w:spacing w:after="0"/>
               <w:ind w:firstLine="0"/>
               <w:jc w:val="left"/>
@@ -2369,6 +2718,7 @@
                 <w:i w:val="0"/>
                 <w:color w:val="111111"/>
                 <w:sz w:val="28"/>
+                <w:lang w:val="th-TH" w:eastAsia="th-TH" w:bidi="th-TH"/>
               </w:rPr>
               <w:t>จำนวนจริงและทำนายของทุกคู่คลาส</w:t>
             </w:r>
@@ -2387,6 +2737,7 @@
           </w:tcPr>
           <w:p>
             <w:pPr>
+              <w:keepNext/>
               <w:spacing w:after="0"/>
               <w:ind w:firstLine="0"/>
               <w:jc w:val="left"/>
@@ -2398,6 +2749,7 @@
                 <w:i w:val="0"/>
                 <w:color w:val="111111"/>
                 <w:sz w:val="28"/>
+                <w:lang w:val="th-TH" w:eastAsia="th-TH" w:bidi="th-TH"/>
               </w:rPr>
               <w:t>ค้นหาคู่ท่าที่สับสน</w:t>
             </w:r>
@@ -2405,6 +2757,24 @@
         </w:tc>
       </w:tr>
     </w:tbl>
+    <w:p>
+      <w:pPr>
+        <w:pStyle w:val="Caption"/>
+        <w:keepLines/>
+        <w:spacing w:before="0" w:after="20"/>
+      </w:pPr>
+      <w:r>
+        <w:rPr>
+          <w:rFonts w:ascii="Angsana New" w:hAnsi="Angsana New" w:eastAsia="Angsana New" w:cs="Angsana New"/>
+          <w:b w:val="0"/>
+          <w:i w:val="0"/>
+          <w:color w:val="111111"/>
+          <w:sz w:val="28"/>
+          <w:lang w:val="th-TH" w:eastAsia="th-TH" w:bidi="th-TH"/>
+        </w:rPr>
+        <w:t>ตารางที่ 2.3 ตัวชี้วัดที่ควรรายงาน</w:t>
+      </w:r>
+    </w:p>
     <w:p>
       <w:pPr>
         <w:pStyle w:val="Heading1"/>
@@ -2416,6 +2786,7 @@
           <w:i w:val="0"/>
           <w:color w:val="1F4E79"/>
           <w:sz w:val="36"/>
+          <w:lang w:val="th-TH" w:eastAsia="th-TH" w:bidi="th-TH"/>
         </w:rPr>
         <w:t>2.10 การประมวลผลแบบเวลาจริงและเสียงพูด</w:t>
       </w:r>
@@ -2423,7 +2794,9 @@
     <w:p>
       <w:pPr>
         <w:keepLines w:val="0"/>
+        <w:spacing w:before="0" w:after="40" w:line="276" w:lineRule="auto"/>
         <w:ind w:firstLine="709"/>
+        <w:jc w:val="left"/>
       </w:pPr>
       <w:r>
         <w:rPr>
@@ -2432,6 +2805,7 @@
           <w:i w:val="0"/>
           <w:color w:val="111111"/>
           <w:sz w:val="32"/>
+          <w:lang w:val="th-TH" w:eastAsia="th-TH" w:bidi="th-TH"/>
         </w:rPr>
         <w:t>ขณะใช้งาน ระบบเก็บคุณลักษณะล่าสุดในคิว 30 เฟรม เมื่อคิวเต็มจึงคำนวณความน่าจะเป็นของทุกคลาส รับเฉพาะผลที่มีค่าอย่างน้อย 0.40 และใช้ผลย้อนหลัง 3 ครั้งเพื่อเลือกคลาสที่พบมากที่สุด หากไม่พบมือเกิน 0.4 วินาที ระบบล้างคิวและสถานะ การประมวลผลนี้ช่วยลดการสั่นของหน้าจอ แต่ไม่ได้แทนการประเมินความถูกต้องของโมเดล</w:t>
       </w:r>
@@ -2439,7 +2813,9 @@
     <w:p>
       <w:pPr>
         <w:keepLines w:val="0"/>
+        <w:spacing w:before="0" w:after="40" w:line="276" w:lineRule="auto"/>
         <w:ind w:firstLine="709"/>
+        <w:jc w:val="left"/>
       </w:pPr>
       <w:r>
         <w:rPr>
@@ -2448,6 +2824,7 @@
           <w:i w:val="0"/>
           <w:color w:val="111111"/>
           <w:sz w:val="32"/>
+          <w:lang w:val="th-TH" w:eastAsia="th-TH" w:bidi="th-TH"/>
         </w:rPr>
         <w:t>ผลลัพธ์สามารถเพิ่มเป็นประโยคด้วยแป้นพิมพ์และส่งให้ gTTS สร้างเสียงภาษาไทย โดย pygame เล่นไฟล์เสียงที่สร้างชั่วคราว TTS เป็นช่องทางนำเสนอผล ไม่ได้มีส่วนในการรู้จำท่าทาง และต้องใช้อินเทอร์เน็ตในขณะสร้างเสียงตามการติดตั้งปัจจุบัน</w:t>
       </w:r>
@@ -2463,23 +2840,9 @@
           <w:i w:val="0"/>
           <w:color w:val="1F4E79"/>
           <w:sz w:val="36"/>
+          <w:lang w:val="th-TH" w:eastAsia="th-TH" w:bidi="th-TH"/>
         </w:rPr>
         <w:t>2.11 งานและแนวคิดที่เกี่ยวข้อง</w:t>
-      </w:r>
-    </w:p>
-    <w:p>
-      <w:pPr>
-        <w:pStyle w:val="Caption"/>
-      </w:pPr>
-      <w:r>
-        <w:rPr>
-          <w:rFonts w:ascii="Angsana New" w:hAnsi="Angsana New" w:eastAsia="Angsana New" w:cs="Angsana New"/>
-          <w:b w:val="0"/>
-          <w:i w:val="0"/>
-          <w:color w:val="111111"/>
-          <w:sz w:val="28"/>
-        </w:rPr>
-        <w:t>ตารางที่ 2.4 งานและแนวคิดที่เกี่ยวข้อง</w:t>
       </w:r>
     </w:p>
     <w:tbl>
@@ -2507,6 +2870,7 @@
       <w:tr>
         <w:trPr>
           <w:tblHeader w:val="true"/>
+          <w:cantSplit w:val="true"/>
         </w:trPr>
         <w:tc>
           <w:tcPr>
@@ -2522,6 +2886,7 @@
           </w:tcPr>
           <w:p>
             <w:pPr>
+              <w:keepNext/>
               <w:spacing w:after="0"/>
               <w:ind w:firstLine="0"/>
               <w:jc w:val="center"/>
@@ -2533,6 +2898,7 @@
                 <w:i w:val="0"/>
                 <w:color w:val="1F4E79"/>
                 <w:sz w:val="26"/>
+                <w:lang w:val="th-TH" w:eastAsia="th-TH" w:bidi="th-TH"/>
               </w:rPr>
               <w:t>แหล่งอ้างอิง</w:t>
             </w:r>
@@ -2552,6 +2918,7 @@
           </w:tcPr>
           <w:p>
             <w:pPr>
+              <w:keepNext/>
               <w:spacing w:after="0"/>
               <w:ind w:firstLine="0"/>
               <w:jc w:val="center"/>
@@ -2563,6 +2930,7 @@
                 <w:i w:val="0"/>
                 <w:color w:val="1F4E79"/>
                 <w:sz w:val="26"/>
+                <w:lang w:val="th-TH" w:eastAsia="th-TH" w:bidi="th-TH"/>
               </w:rPr>
               <w:t>ประเด็นสำคัญ</w:t>
             </w:r>
@@ -2582,6 +2950,7 @@
           </w:tcPr>
           <w:p>
             <w:pPr>
+              <w:keepNext/>
               <w:spacing w:after="0"/>
               <w:ind w:firstLine="0"/>
               <w:jc w:val="center"/>
@@ -2593,6 +2962,7 @@
                 <w:i w:val="0"/>
                 <w:color w:val="1F4E79"/>
                 <w:sz w:val="26"/>
+                <w:lang w:val="th-TH" w:eastAsia="th-TH" w:bidi="th-TH"/>
               </w:rPr>
               <w:t>ความสัมพันธ์กับ HandVox</w:t>
             </w:r>
@@ -2600,6 +2970,9 @@
         </w:tc>
       </w:tr>
       <w:tr>
+        <w:trPr>
+          <w:cantSplit w:val="true"/>
+        </w:trPr>
         <w:tc>
           <w:tcPr>
             <w:tcW w:type="dxa" w:w="2268"/>
@@ -2624,6 +2997,7 @@
                 <w:i w:val="0"/>
                 <w:color w:val="111111"/>
                 <w:sz w:val="26"/>
+                <w:lang w:val="th-TH" w:eastAsia="th-TH" w:bidi="th-TH"/>
               </w:rPr>
               <w:t>Cortes &amp; Vapnik (1995)</w:t>
             </w:r>
@@ -2653,6 +3027,7 @@
                 <w:i w:val="0"/>
                 <w:color w:val="111111"/>
                 <w:sz w:val="26"/>
+                <w:lang w:val="th-TH" w:eastAsia="th-TH" w:bidi="th-TH"/>
               </w:rPr>
               <w:t>หลักการ Support Vector Networks</w:t>
             </w:r>
@@ -2682,6 +3057,7 @@
                 <w:i w:val="0"/>
                 <w:color w:val="111111"/>
                 <w:sz w:val="26"/>
+                <w:lang w:val="th-TH" w:eastAsia="th-TH" w:bidi="th-TH"/>
               </w:rPr>
               <w:t>ฐานของตัวจำแนก SVM</w:t>
             </w:r>
@@ -2689,6 +3065,9 @@
         </w:tc>
       </w:tr>
       <w:tr>
+        <w:trPr>
+          <w:cantSplit w:val="true"/>
+        </w:trPr>
         <w:tc>
           <w:tcPr>
             <w:tcW w:type="dxa" w:w="2268"/>
@@ -2713,6 +3092,7 @@
                 <w:i w:val="0"/>
                 <w:color w:val="111111"/>
                 <w:sz w:val="26"/>
+                <w:lang w:val="th-TH" w:eastAsia="th-TH" w:bidi="th-TH"/>
               </w:rPr>
               <w:t>Zhang et al. (2020)</w:t>
             </w:r>
@@ -2742,6 +3122,7 @@
                 <w:i w:val="0"/>
                 <w:color w:val="111111"/>
                 <w:sz w:val="26"/>
+                <w:lang w:val="th-TH" w:eastAsia="th-TH" w:bidi="th-TH"/>
               </w:rPr>
               <w:t>การติดตามโครงร่างมือ 21 จุดแบบเวลาจริง</w:t>
             </w:r>
@@ -2771,6 +3152,7 @@
                 <w:i w:val="0"/>
                 <w:color w:val="111111"/>
                 <w:sz w:val="26"/>
+                <w:lang w:val="th-TH" w:eastAsia="th-TH" w:bidi="th-TH"/>
               </w:rPr>
               <w:t>ฐานของคุณลักษณะมือ</w:t>
             </w:r>
@@ -2778,6 +3160,9 @@
         </w:tc>
       </w:tr>
       <w:tr>
+        <w:trPr>
+          <w:cantSplit w:val="true"/>
+        </w:trPr>
         <w:tc>
           <w:tcPr>
             <w:tcW w:type="dxa" w:w="2268"/>
@@ -2802,6 +3187,7 @@
                 <w:i w:val="0"/>
                 <w:color w:val="111111"/>
                 <w:sz w:val="26"/>
+                <w:lang w:val="th-TH" w:eastAsia="th-TH" w:bidi="th-TH"/>
               </w:rPr>
               <w:t>Yu et al. (2022)</w:t>
             </w:r>
@@ -2831,6 +3217,7 @@
                 <w:i w:val="0"/>
                 <w:color w:val="111111"/>
                 <w:sz w:val="26"/>
+                <w:lang w:val="th-TH" w:eastAsia="th-TH" w:bidi="th-TH"/>
               </w:rPr>
               <w:t>ทบทวนงานรู้จำระดับท่าทาง คำแยก และประโยคต่อเนื่อง</w:t>
             </w:r>
@@ -2860,6 +3247,7 @@
                 <w:i w:val="0"/>
                 <w:color w:val="111111"/>
                 <w:sz w:val="26"/>
+                <w:lang w:val="th-TH" w:eastAsia="th-TH" w:bidi="th-TH"/>
               </w:rPr>
               <w:t>ใช้กำหนดขอบเขตการกล่าวอ้าง</w:t>
             </w:r>
@@ -2867,6 +3255,9 @@
         </w:tc>
       </w:tr>
       <w:tr>
+        <w:trPr>
+          <w:cantSplit w:val="true"/>
+        </w:trPr>
         <w:tc>
           <w:tcPr>
             <w:tcW w:type="dxa" w:w="2268"/>
@@ -2891,6 +3282,7 @@
                 <w:i w:val="0"/>
                 <w:color w:val="111111"/>
                 <w:sz w:val="26"/>
+                <w:lang w:val="th-TH" w:eastAsia="th-TH" w:bidi="th-TH"/>
               </w:rPr>
               <w:t>Sarhan &amp; Frintrop (2023)</w:t>
             </w:r>
@@ -2920,6 +3312,7 @@
                 <w:i w:val="0"/>
                 <w:color w:val="111111"/>
                 <w:sz w:val="26"/>
+                <w:lang w:val="th-TH" w:eastAsia="th-TH" w:bidi="th-TH"/>
               </w:rPr>
               <w:t>สำรวจการรู้จำภาษามือแบบแยกคำและชุดข้อมูล</w:t>
             </w:r>
@@ -2949,6 +3342,7 @@
                 <w:i w:val="0"/>
                 <w:color w:val="111111"/>
                 <w:sz w:val="26"/>
+                <w:lang w:val="th-TH" w:eastAsia="th-TH" w:bidi="th-TH"/>
               </w:rPr>
               <w:t>ใช้วิเคราะห์ข้อจำกัดด้านผู้ทำท่าและข้อมูล</w:t>
             </w:r>
@@ -2956,6 +3350,9 @@
         </w:tc>
       </w:tr>
       <w:tr>
+        <w:trPr>
+          <w:cantSplit w:val="true"/>
+        </w:trPr>
         <w:tc>
           <w:tcPr>
             <w:tcW w:type="dxa" w:w="2268"/>
@@ -2980,6 +3377,7 @@
                 <w:i w:val="0"/>
                 <w:color w:val="111111"/>
                 <w:sz w:val="26"/>
+                <w:lang w:val="th-TH" w:eastAsia="th-TH" w:bidi="th-TH"/>
               </w:rPr>
               <w:t>Chalotonpised et al. (2026)</w:t>
             </w:r>
@@ -3009,6 +3407,7 @@
                 <w:i w:val="0"/>
                 <w:color w:val="111111"/>
                 <w:sz w:val="26"/>
+                <w:lang w:val="th-TH" w:eastAsia="th-TH" w:bidi="th-TH"/>
               </w:rPr>
               <w:t>ชุดข้อมูลภาษามือไทยระดับคำจากหลายผู้ทำท่า</w:t>
             </w:r>
@@ -3038,6 +3437,7 @@
                 <w:i w:val="0"/>
                 <w:color w:val="111111"/>
                 <w:sz w:val="26"/>
+                <w:lang w:val="th-TH" w:eastAsia="th-TH" w:bidi="th-TH"/>
               </w:rPr>
               <w:t>ใช้เปรียบเทียบขนาดข้อมูลและการทดสอบแบบ signer-independent</w:t>
             </w:r>
@@ -3045,6 +3445,9 @@
         </w:tc>
       </w:tr>
       <w:tr>
+        <w:trPr>
+          <w:cantSplit w:val="true"/>
+        </w:trPr>
         <w:tc>
           <w:tcPr>
             <w:tcW w:type="dxa" w:w="2268"/>
@@ -3058,6 +3461,7 @@
           </w:tcPr>
           <w:p>
             <w:pPr>
+              <w:keepNext/>
               <w:spacing w:after="0"/>
               <w:ind w:firstLine="0"/>
               <w:jc w:val="left"/>
@@ -3069,6 +3473,7 @@
                 <w:i w:val="0"/>
                 <w:color w:val="111111"/>
                 <w:sz w:val="26"/>
+                <w:lang w:val="th-TH" w:eastAsia="th-TH" w:bidi="th-TH"/>
               </w:rPr>
               <w:t>Google AI Edge (n.d.)</w:t>
             </w:r>
@@ -3087,6 +3492,7 @@
           </w:tcPr>
           <w:p>
             <w:pPr>
+              <w:keepNext/>
               <w:spacing w:after="0"/>
               <w:ind w:firstLine="0"/>
               <w:jc w:val="left"/>
@@ -3098,6 +3504,7 @@
                 <w:i w:val="0"/>
                 <w:color w:val="111111"/>
                 <w:sz w:val="26"/>
+                <w:lang w:val="th-TH" w:eastAsia="th-TH" w:bidi="th-TH"/>
               </w:rPr>
               <w:t>MediaPipe Holistic สำหรับจุดร่างกาย ใบหน้า และมือ</w:t>
             </w:r>
@@ -3116,6 +3523,7 @@
           </w:tcPr>
           <w:p>
             <w:pPr>
+              <w:keepNext/>
               <w:spacing w:after="0"/>
               <w:ind w:firstLine="0"/>
               <w:jc w:val="left"/>
@@ -3127,6 +3535,7 @@
                 <w:i w:val="0"/>
                 <w:color w:val="111111"/>
                 <w:sz w:val="26"/>
+                <w:lang w:val="th-TH" w:eastAsia="th-TH" w:bidi="th-TH"/>
               </w:rPr>
               <w:t>กระบวนการตรวจหาจุดของระบบ</w:t>
             </w:r>
@@ -3136,8 +3545,28 @@
     </w:tbl>
     <w:p>
       <w:pPr>
+        <w:pStyle w:val="Caption"/>
+        <w:keepLines/>
+        <w:spacing w:before="0" w:after="20"/>
+      </w:pPr>
+      <w:r>
+        <w:rPr>
+          <w:rFonts w:ascii="Angsana New" w:hAnsi="Angsana New" w:eastAsia="Angsana New" w:cs="Angsana New"/>
+          <w:b w:val="0"/>
+          <w:i w:val="0"/>
+          <w:color w:val="111111"/>
+          <w:sz w:val="28"/>
+          <w:lang w:val="th-TH" w:eastAsia="th-TH" w:bidi="th-TH"/>
+        </w:rPr>
+        <w:t>ตารางที่ 2.4 งานและแนวคิดที่เกี่ยวข้อง</w:t>
+      </w:r>
+    </w:p>
+    <w:p>
+      <w:pPr>
         <w:keepLines w:val="0"/>
+        <w:spacing w:before="0" w:after="40" w:line="276" w:lineRule="auto"/>
         <w:ind w:firstLine="709"/>
+        <w:jc w:val="left"/>
       </w:pPr>
       <w:r>
         <w:rPr>
@@ -3146,8 +3575,9 @@
           <w:i w:val="0"/>
           <w:color w:val="111111"/>
           <w:sz w:val="32"/>
+          <w:lang w:val="th-TH" w:eastAsia="th-TH" w:bidi="th-TH"/>
         </w:rPr>
-        <w:t>งาน TSL-ONE-S รายงานชุดข้อมูลภาษามือไทยระดับคำ 4,152 วิดีโอ ครอบคลุม 184 คำ จากผู้ทำท่า 29 คน และประเมินแบบแยกผู้ทำท่า (signer-independent) (Chalotonpised et al., 2026) งานดังกล่าวชี้ให้เห็นความสำคัญของความหลากหลายด้านบุคคลและสภาพแวดล้อม ดังนั้นชุดข้อมูล 90 คลิปจาก 3 ท่าของ HandVox ควรถูกอธิบายว่าเป็นชุดข้อมูลต้นแบบภายในโครงงาน ไม่ใช่หลักฐานความสามารถทั่วไปของระบบ</w:t>
+        <w:t>งาน TSL-ONE-S รายงานชุดข้อมูลภาษามือไทยระดับคำ 4,152 วิดีโอ ครอบคลุม 184 คำ จากผู้ทำท่า 29 คน และประเมินแบบแยกผู้ทำท่า (signer-independent) (Chalotonpised et al., 2026) งานดังกล่าวชี้ให้เห็นความสำคัญของความหลากหลายด้านบุคคลและสภาพแวดล้อม ดังนั้นชุดข้อมูล 120 คลิปจาก 4 ท่าของ HandVox ควรถูกอธิบายว่าเป็นชุดข้อมูลต้นแบบภายในโครงงาน ไม่ใช่หลักฐานความสามารถทั่วไปของระบบ</w:t>
       </w:r>
     </w:p>
     <w:p>
@@ -3161,6 +3591,7 @@
           <w:i w:val="0"/>
           <w:color w:val="1F4E79"/>
           <w:sz w:val="36"/>
+          <w:lang w:val="th-TH" w:eastAsia="th-TH" w:bidi="th-TH"/>
         </w:rPr>
         <w:t>2.12 ความน่าเชื่อถือ จริยธรรม และการเข้าถึง</w:t>
       </w:r>
@@ -3168,7 +3599,9 @@
     <w:p>
       <w:pPr>
         <w:keepLines w:val="0"/>
+        <w:spacing w:before="0" w:after="40" w:line="276" w:lineRule="auto"/>
         <w:ind w:firstLine="709"/>
+        <w:jc w:val="left"/>
       </w:pPr>
       <w:r>
         <w:rPr>
@@ -3177,6 +3610,7 @@
           <w:i w:val="0"/>
           <w:color w:val="111111"/>
           <w:sz w:val="32"/>
+          <w:lang w:val="th-TH" w:eastAsia="th-TH" w:bidi="th-TH"/>
         </w:rPr>
         <w:t>ข้อมูลท่าทางอาจเกี่ยวข้องกับอัตลักษณ์ การเคลื่อนไหว และสภาพแวดล้อมของผู้ให้ข้อมูล การเก็บข้อมูลจากบุคคลจึงควรแจ้งวัตถุประสงค์ ขอความยินยอม จำกัดการใช้ และเก็บเฉพาะข้อมูลที่จำเป็น โครงงานปัจจุบันจัดเก็บจุดสำคัญและป้ายกำกับในไฟล์ NPZ ไม่ได้บันทึกวิดีโอต้นฉบับเป็นชุดข้อมูล แต่ภาพจากกล้องยังถูกประมวลผลในหน่วยความจำระหว่างเก็บและใช้งาน</w:t>
       </w:r>
@@ -3184,7 +3618,9 @@
     <w:p>
       <w:pPr>
         <w:keepLines w:val="0"/>
+        <w:spacing w:before="0" w:after="40" w:line="276" w:lineRule="auto"/>
         <w:ind w:firstLine="709"/>
+        <w:jc w:val="left"/>
       </w:pPr>
       <w:r>
         <w:rPr>
@@ -3193,6 +3629,7 @@
           <w:i w:val="0"/>
           <w:color w:val="111111"/>
           <w:sz w:val="32"/>
+          <w:lang w:val="th-TH" w:eastAsia="th-TH" w:bidi="th-TH"/>
         </w:rPr>
         <w:t>ระบบควรรายงานข้อจำกัดอย่างชัดเจน ไม่อ้างว่าสามารถแทนล่ามหรือรองรับภาษามือไทยทั้งหมด และควรประเมินกับผู้ใช้หลายคนก่อนใช้งานจริง การออกแบบส่วนติดต่อควรแสดงผลที่อ่านง่าย มีทางเลือกข้อความเมื่อเสียงใช้ไม่ได้ และให้ผู้ใช้แก้ไขหรือลบคำที่ระบบทำนายผิด</w:t>
       </w:r>
@@ -3208,6 +3645,7 @@
           <w:i w:val="0"/>
           <w:color w:val="1F4E79"/>
           <w:sz w:val="36"/>
+          <w:lang w:val="th-TH" w:eastAsia="th-TH" w:bidi="th-TH"/>
         </w:rPr>
         <w:t>2.13 บทสรุป</w:t>
       </w:r>
@@ -3215,7 +3653,9 @@
     <w:p>
       <w:pPr>
         <w:keepLines w:val="0"/>
+        <w:spacing w:before="0" w:after="40" w:line="276" w:lineRule="auto"/>
         <w:ind w:firstLine="709"/>
+        <w:jc w:val="left"/>
       </w:pPr>
       <w:r>
         <w:rPr>
@@ -3224,6 +3664,7 @@
           <w:i w:val="0"/>
           <w:color w:val="111111"/>
           <w:sz w:val="32"/>
+          <w:lang w:val="th-TH" w:eastAsia="th-TH" w:bidi="th-TH"/>
         </w:rPr>
         <w:t>HandVox เป็นระบบรู้จำท่าทางภาษามือแบบแยกคำจากลำดับ 30 เฟรม โดยใช้ MediaPipe Holistic สกัด 171 คุณลักษณะต่อเฟรม ปรับมาตรฐานด้วยตำแหน่งและระยะไหล่ เรียงเป็นเวกเตอร์ 5,130 ค่า และจำแนกด้วย SVM แบบ RBF แนวทางนี้เหมาะกับต้นแบบข้อมูลขนาดเล็กและตรวจสอบกระบวนการได้ง่าย แต่ยังต้องควบคุมการรั่วไหลของข้อมูล ทดสอบกับผู้ทำท่าและสภาพแวดล้อมใหม่ และจำกัดการกล่าวอ้างให้ตรงกับการรู้จำแบบแยกคำ</w:t>
       </w:r>
@@ -3239,6 +3680,7 @@
           <w:i w:val="0"/>
           <w:color w:val="1F4E79"/>
           <w:sz w:val="36"/>
+          <w:lang w:val="th-TH" w:eastAsia="th-TH" w:bidi="th-TH"/>
         </w:rPr>
         <w:t>รายการอ้างอิงของบท</w:t>
       </w:r>
@@ -3247,6 +3689,7 @@
       <w:pPr>
         <w:spacing w:after="60" w:line="240" w:lineRule="auto"/>
         <w:ind w:left="709" w:hanging="709"/>
+        <w:jc w:val="left"/>
       </w:pPr>
       <w:r>
         <w:rPr>
@@ -3255,6 +3698,7 @@
           <w:i w:val="0"/>
           <w:color w:val="111111"/>
           <w:sz w:val="28"/>
+          <w:lang w:val="th-TH" w:eastAsia="th-TH" w:bidi="th-TH"/>
         </w:rPr>
         <w:t>Bradski, G. (2000). The OpenCV Library. Dr. Dobb’s Journal of Software Tools.</w:t>
       </w:r>
@@ -3263,6 +3707,7 @@
       <w:pPr>
         <w:spacing w:after="60" w:line="240" w:lineRule="auto"/>
         <w:ind w:left="709" w:hanging="709"/>
+        <w:jc w:val="left"/>
       </w:pPr>
       <w:r>
         <w:rPr>
@@ -3271,6 +3716,7 @@
           <w:i w:val="0"/>
           <w:color w:val="111111"/>
           <w:sz w:val="28"/>
+          <w:lang w:val="th-TH" w:eastAsia="th-TH" w:bidi="th-TH"/>
         </w:rPr>
         <w:t>Cortes, C., &amp; Vapnik, V. (1995). Support-vector networks. Machine Learning, 20, 273–297. https://doi.org/10.1007/BF00994018</w:t>
       </w:r>
@@ -3279,6 +3725,7 @@
       <w:pPr>
         <w:spacing w:after="60" w:line="240" w:lineRule="auto"/>
         <w:ind w:left="709" w:hanging="709"/>
+        <w:jc w:val="left"/>
       </w:pPr>
       <w:r>
         <w:rPr>
@@ -3287,6 +3734,7 @@
           <w:i w:val="0"/>
           <w:color w:val="111111"/>
           <w:sz w:val="28"/>
+          <w:lang w:val="th-TH" w:eastAsia="th-TH" w:bidi="th-TH"/>
         </w:rPr>
         <w:t>Chalotonpised, J., Chen, W. H., Vijitkunsawat, W., &amp; Lin, Y. C. (2026). TSL-ONE-S: A real-world Thai sign language dataset with deep learning benchmarks. IEEE Access, 14, 37845–37870. https://doi.org/10.1109/ACCESS.2026.3670970</w:t>
       </w:r>
@@ -3295,6 +3743,7 @@
       <w:pPr>
         <w:spacing w:after="60" w:line="240" w:lineRule="auto"/>
         <w:ind w:left="709" w:hanging="709"/>
+        <w:jc w:val="left"/>
       </w:pPr>
       <w:r>
         <w:rPr>
@@ -3303,6 +3752,7 @@
           <w:i w:val="0"/>
           <w:color w:val="111111"/>
           <w:sz w:val="28"/>
+          <w:lang w:val="th-TH" w:eastAsia="th-TH" w:bidi="th-TH"/>
         </w:rPr>
         <w:t>Google AI Edge. (n.d.). Holistic landmarks detection task guide. Retrieved August 1, 2026, from https://developers.google.com/edge/mediapipe/solutions/vision/holistic_landmarker</w:t>
       </w:r>
@@ -3311,6 +3761,7 @@
       <w:pPr>
         <w:spacing w:after="60" w:line="240" w:lineRule="auto"/>
         <w:ind w:left="709" w:hanging="709"/>
+        <w:jc w:val="left"/>
       </w:pPr>
       <w:r>
         <w:rPr>
@@ -3319,6 +3770,7 @@
           <w:i w:val="0"/>
           <w:color w:val="111111"/>
           <w:sz w:val="28"/>
+          <w:lang w:val="th-TH" w:eastAsia="th-TH" w:bidi="th-TH"/>
         </w:rPr>
         <w:t>Pedregosa, F., Varoquaux, G., Gramfort, A., Michel, V., Thirion, B., Grisel, O., Blondel, M., Prettenhofer, P., Weiss, R., Dubourg, V., Vanderplas, J., Passos, A., Cournapeau, D., Brucher, M., Perrot, M., &amp; Duchesnay, E. (2011). Scikit-learn: Machine learning in Python. Journal of Machine Learning Research, 12(85), 2825–2830.</w:t>
       </w:r>
@@ -3327,6 +3779,7 @@
       <w:pPr>
         <w:spacing w:after="60" w:line="240" w:lineRule="auto"/>
         <w:ind w:left="709" w:hanging="709"/>
+        <w:jc w:val="left"/>
       </w:pPr>
       <w:r>
         <w:rPr>
@@ -3335,6 +3788,7 @@
           <w:i w:val="0"/>
           <w:color w:val="111111"/>
           <w:sz w:val="28"/>
+          <w:lang w:val="th-TH" w:eastAsia="th-TH" w:bidi="th-TH"/>
         </w:rPr>
         <w:t>Sarhan, N., &amp; Frintrop, S. (2023). Unraveling a decade: A comprehensive survey on isolated sign language recognition. Proceedings of the IEEE/CVF International Conference on Computer Vision Workshops, 3210–3219. https://openaccess.thecvf.com/content/ICCV2023W/AMFG/html/Sarhan_Unraveling_a_Decade_A_Comprehensive_Survey_on_Isolated_Sign_Language_ICCVW_2023_paper.html</w:t>
       </w:r>
@@ -3343,6 +3797,7 @@
       <w:pPr>
         <w:spacing w:after="60" w:line="240" w:lineRule="auto"/>
         <w:ind w:left="709" w:hanging="709"/>
+        <w:jc w:val="left"/>
       </w:pPr>
       <w:r>
         <w:rPr>
@@ -3351,6 +3806,7 @@
           <w:i w:val="0"/>
           <w:color w:val="111111"/>
           <w:sz w:val="28"/>
+          <w:lang w:val="th-TH" w:eastAsia="th-TH" w:bidi="th-TH"/>
         </w:rPr>
         <w:t>Sokolova, M., &amp; Lapalme, G. (2009). A systematic analysis of performance measures for classification tasks. Information Processing &amp; Management, 45(4), 427–437. https://doi.org/10.1016/j.ipm.2009.03.002</w:t>
       </w:r>
@@ -3359,6 +3815,7 @@
       <w:pPr>
         <w:spacing w:after="60" w:line="240" w:lineRule="auto"/>
         <w:ind w:left="709" w:hanging="709"/>
+        <w:jc w:val="left"/>
       </w:pPr>
       <w:r>
         <w:rPr>
@@ -3367,6 +3824,7 @@
           <w:i w:val="0"/>
           <w:color w:val="111111"/>
           <w:sz w:val="28"/>
+          <w:lang w:val="th-TH" w:eastAsia="th-TH" w:bidi="th-TH"/>
         </w:rPr>
         <w:t>Yu, M., Jia, J., Xue, C., Yan, G., Guo, Y., &amp; Liu, Y. (2022). A review of sign language recognition research. Journal of Intelligent &amp; Fuzzy Systems, 43(4), 3879–3898. https://doi.org/10.3233/JIFS-210050</w:t>
       </w:r>
@@ -3375,6 +3833,7 @@
       <w:pPr>
         <w:spacing w:after="60" w:line="240" w:lineRule="auto"/>
         <w:ind w:left="709" w:hanging="709"/>
+        <w:jc w:val="left"/>
       </w:pPr>
       <w:r>
         <w:rPr>
@@ -3383,15 +3842,18 @@
           <w:i w:val="0"/>
           <w:color w:val="111111"/>
           <w:sz w:val="28"/>
+          <w:lang w:val="th-TH" w:eastAsia="th-TH" w:bidi="th-TH"/>
         </w:rPr>
         <w:t>Zhang, F., Bazarevsky, V., Vakunov, A., Tkachenka, A., Sung, G., Chang, C.-L., &amp; Grundmann, M. (2020). MediaPipe Hands: On-device real-time hand tracking. arXiv:2006.10214. https://doi.org/10.48550/arXiv.2006.10214</w:t>
       </w:r>
     </w:p>
     <w:sectPr>
       <w:footerReference w:type="default" r:id="rId9"/>
+      <w:footerReference w:type="first" r:id="rId10"/>
       <w:pgSz w:w="11906" w:h="16838"/>
       <w:pgMar w:top="2160" w:right="1440" w:bottom="1440" w:left="2160" w:header="709" w:footer="709" w:gutter="0"/>
       <w:cols w:space="720"/>
+      <w:titlePg/>
       <w:docGrid w:linePitch="360"/>
     </w:sectPr>
   </w:body>
@@ -3412,6 +3874,7 @@
         <w:i w:val="0"/>
         <w:color w:val="111111"/>
         <w:sz w:val="28"/>
+        <w:lang w:val="th-TH" w:eastAsia="th-TH" w:bidi="th-TH"/>
       </w:rPr>
       <w:fldChar w:fldCharType="begin"/>
       <w:instrText xml:space="preserve"> PAGE </w:instrText>
@@ -3419,6 +3882,16 @@
       <w:t>1</w:t>
       <w:fldChar w:fldCharType="end"/>
     </w:r>
+  </w:p>
+</w:ftr>
+</file>
+
+<file path=word/footer2.xml><?xml version="1.0" encoding="utf-8"?>
+<w:ftr xmlns:m="http://schemas.openxmlformats.org/officeDocument/2006/math" xmlns:mc="http://schemas.openxmlformats.org/markup-compatibility/2006" xmlns:mo="http://schemas.microsoft.com/office/mac/office/2008/main" xmlns:mv="urn:schemas-microsoft-com:mac:vml" xmlns:o="urn:schemas-microsoft-com:office:office" xmlns:r="http://schemas.openxmlformats.org/officeDocument/2006/relationships" xmlns:v="urn:schemas-microsoft-com:vml" xmlns:w10="urn:schemas-microsoft-com:office:word" xmlns:w14="http://schemas.microsoft.com/office/word/2010/wordml" xmlns:w="http://schemas.openxmlformats.org/wordprocessingml/2006/main" xmlns:wne="http://schemas.microsoft.com/office/word/2006/wordml" xmlns:wp14="http://schemas.microsoft.com/office/word/2010/wordprocessingDrawing" xmlns:wp="http://schemas.openxmlformats.org/drawingml/2006/wordprocessingDrawing" xmlns:wpc="http://schemas.microsoft.com/office/word/2010/wordprocessingCanvas" xmlns:wpg="http://schemas.microsoft.com/office/word/2010/wordprocessingGroup" xmlns:wpi="http://schemas.microsoft.com/office/word/2010/wordprocessingInk" xmlns:wps="http://schemas.microsoft.com/office/word/2010/wordprocessingShape" mc:Ignorable="w14 wp14">
+  <w:p>
+    <w:pPr>
+      <w:pStyle w:val="Footer"/>
+    </w:pPr>
   </w:p>
 </w:ftr>
 </file>
@@ -3788,9 +4261,9 @@
     <w:rsid w:val="00FC693F"/>
     <w:pPr>
       <w:widowControl/>
-      <w:spacing w:before="0" w:after="0" w:line="276" w:lineRule="auto"/>
+      <w:spacing w:before="0" w:after="40" w:line="276" w:lineRule="auto"/>
       <w:ind w:firstLine="709"/>
-      <w:jc w:val="both"/>
+      <w:jc w:val="left"/>
     </w:pPr>
     <w:rPr>
       <w:rFonts w:ascii="Angsana New" w:hAnsi="Angsana New" w:eastAsia="Angsana New" w:cs="Angsana New"/>
